--- a/SAD_File_Compression_Tool_Team14.docx
+++ b/SAD_File_Compression_Tool_Team14.docx
@@ -1,8 +1,8 @@
 
 <file path=word/document.xml><?xml version="1.0" encoding="utf-8"?>
-<w:document xmlns:wpc="http://schemas.microsoft.com/office/word/2010/wordprocessingCanvas" xmlns:cx="http://schemas.microsoft.com/office/drawing/2014/chartex" xmlns:cx1="http://schemas.microsoft.com/office/drawing/2015/9/8/chartex" xmlns:cx2="http://schemas.microsoft.com/office/drawing/2015/10/21/chartex" xmlns:cx3="http://schemas.microsoft.com/office/drawing/2016/5/9/chartex" xmlns:cx4="http://schemas.microsoft.com/office/drawing/2016/5/10/chartex" xmlns:cx5="http://schemas.microsoft.com/office/drawing/2016/5/11/chartex" xmlns:cx6="http://schemas.microsoft.com/office/drawing/2016/5/12/chartex" xmlns:cx7="http://schemas.microsoft.com/office/drawing/2016/5/13/chartex" xmlns:cx8="http://schemas.microsoft.com/office/drawing/2016/5/14/chartex" xmlns:mc="http://schemas.openxmlformats.org/markup-compatibility/2006" xmlns:m="http://schemas.openxmlformats.org/officeDocument/2006/math" xmlns:aink="http://schemas.microsoft.com/office/drawing/2016/ink" xmlns:am3d="http://schemas.microsoft.com/office/drawing/2017/model3d" xmlns:oel="http://schemas.microsoft.com/office/2019/extlst" xmlns:r="http://schemas.openxmlformats.org/officeDocument/2006/relationships" xmlns:wp14="http://schemas.microsoft.com/office/word/2010/wordprocessingDrawing" xmlns:wp="http://schemas.openxmlformats.org/drawingml/2006/wordprocessingDrawing" xmlns:wpg="http://schemas.microsoft.com/office/word/2010/wordprocessingGroup" xmlns:wpi="http://schemas.microsoft.com/office/word/2010/wordprocessingInk" xmlns:wps="http://schemas.microsoft.com/office/word/2010/wordprocessingShape" xmlns:o="urn:schemas-microsoft-com:office:office" xmlns:v="urn:schemas-microsoft-com:vml" xmlns:w10="urn:schemas-microsoft-com:office:word" xmlns:w="http://schemas.openxmlformats.org/wordprocessingml/2006/main" xmlns:w14="http://schemas.microsoft.com/office/word/2010/wordml" xmlns:w15="http://schemas.microsoft.com/office/word/2012/wordml" xmlns:w16cex="http://schemas.microsoft.com/office/word/2018/wordml/cex" xmlns:w16cid="http://schemas.microsoft.com/office/word/2016/wordml/cid" xmlns:w16="http://schemas.microsoft.com/office/word/2018/wordml" xmlns:w16sdtdh="http://schemas.microsoft.com/office/word/2020/wordml/sdtdatahash" xmlns:w16sdtfl="http://schemas.microsoft.com/office/word/2024/wordml/sdtformatlock" xmlns:w16se="http://schemas.microsoft.com/office/word/2015/wordml/symex" xmlns:w16du="http://schemas.microsoft.com/office/word/2023/wordml/word16du" xmlns:wne="http://schemas.microsoft.com/office/word/2006/wordml" mc:Ignorable="w14 w15 w16se w16cid w16 w16cex w16sdtdh w16sdtfl w16du wp14">
+<w:document xmlns:wp14="http://schemas.microsoft.com/office/word/2010/wordprocessingDrawing" xmlns:mc="http://schemas.openxmlformats.org/markup-compatibility/2006" xmlns:o="urn:schemas-microsoft-com:office:office" xmlns:r="http://schemas.openxmlformats.org/officeDocument/2006/relationships" xmlns:m="http://schemas.openxmlformats.org/officeDocument/2006/math" xmlns:v="urn:schemas-microsoft-com:vml" xmlns:wp="http://schemas.openxmlformats.org/drawingml/2006/wordprocessingDrawing" xmlns:w10="urn:schemas-microsoft-com:office:word" xmlns:w="http://schemas.openxmlformats.org/wordprocessingml/2006/main" xmlns:wne="http://schemas.microsoft.com/office/word/2006/wordml" xmlns:sl="http://schemas.openxmlformats.org/schemaLibrary/2006/main" xmlns:a="http://schemas.openxmlformats.org/drawingml/2006/main" xmlns:pic="http://schemas.openxmlformats.org/drawingml/2006/picture" xmlns:c="http://schemas.openxmlformats.org/drawingml/2006/chart" xmlns:lc="http://schemas.openxmlformats.org/drawingml/2006/lockedCanvas" xmlns:dgm="http://schemas.openxmlformats.org/drawingml/2006/diagram" xmlns:wps="http://schemas.microsoft.com/office/word/2010/wordprocessingShape" xmlns:wpg="http://schemas.microsoft.com/office/word/2010/wordprocessingGroup" xmlns:w14="http://schemas.microsoft.com/office/word/2010/wordml" xmlns:w15="http://schemas.microsoft.com/office/word/2012/wordml" xmlns:w16="http://schemas.microsoft.com/office/word/2018/wordml" xmlns:w16cex="http://schemas.microsoft.com/office/word/2018/wordml/cex" xmlns:w16cid="http://schemas.microsoft.com/office/word/2016/wordml/cid" xmlns="http://schemas.microsoft.com/office/tasks/2019/documenttasks" xmlns:cr="http://schemas.microsoft.com/office/comments/2020/reactions" mc:Ignorable="wp14">
   <w:body>
-    <w:p>
+    <w:p xmlns:wp14="http://schemas.microsoft.com/office/word/2010/wordml" wp14:textId="77777777">
       <w:pPr>
         <w:pStyle w:val="Title"/>
         <w:rPr>
@@ -14,53 +14,94 @@
         <w:rPr>
           <w:sz w:val="44"/>
           <w:szCs w:val="44"/>
-        </w:rPr>
-        <w:t>Software Architecture and Design Specification</w:t>
-      </w:r>
-    </w:p>
-    <w:p>
-      <w:r>
+          <w:rtl w:val="0"/>
+        </w:rPr>
+        <w:t xml:space="preserve">Software Architecture and Design Specification</w:t>
+      </w:r>
+    </w:p>
+    <w:p xmlns:wp14="http://schemas.microsoft.com/office/word/2010/wordml" wp14:textId="77777777">
+      <w:pPr>
+        <w:rPr/>
+      </w:pPr>
+      <w:r>
+        <w:rPr>
+          <w:rtl w:val="0"/>
+        </w:rPr>
         <w:t>Project: File Compression Tool (Basic ZIP Implementation)</w:t>
       </w:r>
     </w:p>
-    <w:p>
-      <w:r>
-        <w:t>Version: 1.0</w:t>
-      </w:r>
-    </w:p>
-    <w:p>
-      <w:r>
-        <w:t>Authors: Chandrakanth V G, Debaditya Chakrabarti, Divisha Gupta, Greeshma N</w:t>
-      </w:r>
-    </w:p>
-    <w:p>
-      <w:r>
+    <w:p xmlns:wp14="http://schemas.microsoft.com/office/word/2010/wordml" wp14:textId="77777777">
+      <w:pPr>
+        <w:rPr/>
+      </w:pPr>
+      <w:r>
+        <w:rPr>
+          <w:rtl w:val="0"/>
+        </w:rPr>
+        <w:t xml:space="preserve">Version: 1.0</w:t>
+      </w:r>
+    </w:p>
+    <w:p xmlns:wp14="http://schemas.microsoft.com/office/word/2010/wordml" wp14:textId="77777777">
+      <w:pPr>
+        <w:rPr/>
+      </w:pPr>
+      <w:r>
+        <w:rPr>
+          <w:rtl w:val="0"/>
+        </w:rPr>
+        <w:t>Authors: Debaditya Chakrabarti, Divisha Gupta, Greeshma N, Chandrakant V G</w:t>
+      </w:r>
+    </w:p>
+    <w:p xmlns:wp14="http://schemas.microsoft.com/office/word/2010/wordml" wp14:textId="77777777">
+      <w:pPr>
+        <w:rPr/>
+      </w:pPr>
+      <w:r>
+        <w:rPr>
+          <w:rtl w:val="0"/>
+        </w:rPr>
         <w:t>Date: 02-10-2026</w:t>
       </w:r>
     </w:p>
-    <w:p>
-      <w:r>
+    <w:p xmlns:wp14="http://schemas.microsoft.com/office/word/2010/wordml" wp14:textId="77777777">
+      <w:pPr>
+        <w:rPr/>
+      </w:pPr>
+      <w:r>
+        <w:rPr>
+          <w:rtl w:val="0"/>
+        </w:rPr>
         <w:t>Status: Draft – Part 1</w:t>
       </w:r>
     </w:p>
-    <w:p>
+    <w:p xmlns:wp14="http://schemas.microsoft.com/office/word/2010/wordml" wp14:textId="77777777">
       <w:pPr>
         <w:pStyle w:val="Heading1"/>
-      </w:pPr>
-      <w:r>
-        <w:t>Revision History</w:t>
-      </w:r>
-    </w:p>
-    <w:p>
-      <w:r>
+        <w:rPr/>
+      </w:pPr>
+      <w:r>
+        <w:rPr>
+          <w:rtl w:val="0"/>
+        </w:rPr>
+        <w:t xml:space="preserve">Revision History</w:t>
+      </w:r>
+    </w:p>
+    <w:p xmlns:wp14="http://schemas.microsoft.com/office/word/2010/wordml" wp14:textId="77777777">
+      <w:pPr>
+        <w:rPr/>
+      </w:pPr>
+      <w:r>
+        <w:rPr>
+          <w:rtl w:val="0"/>
+        </w:rPr>
         <w:t>Version | Date | Author | Change Summary</w:t>
       </w:r>
     </w:p>
     <w:tbl>
       <w:tblPr>
-        <w:tblStyle w:val="NormalTable0"/>
-        <w:tblW w:w="0" w:type="auto"/>
-        <w:tblLook w:val="04A0" w:firstRow="1" w:lastRow="0" w:firstColumn="1" w:lastColumn="0" w:noHBand="0" w:noVBand="1"/>
+        <w:tblStyle w:val="TableGrid"/>
+        <w:tblW w:type="auto" w:w="0"/>
+        <w:tblLook w:firstColumn="1" w:firstRow="1" w:lastColumn="0" w:lastRow="0" w:noHBand="0" w:noVBand="1" w:val="04A0"/>
       </w:tblPr>
       <w:tblGrid>
         <w:gridCol w:w="2160"/>
@@ -71,7 +112,7 @@
       <w:tr>
         <w:tc>
           <w:tcPr>
-            <w:tcW w:w="2160" w:type="dxa"/>
+            <w:tcW w:type="dxa" w:w="2160"/>
           </w:tcPr>
           <w:p>
             <w:r>
@@ -85,7 +126,7 @@
         </w:tc>
         <w:tc>
           <w:tcPr>
-            <w:tcW w:w="2160" w:type="dxa"/>
+            <w:tcW w:type="dxa" w:w="2160"/>
           </w:tcPr>
           <w:p>
             <w:r>
@@ -99,7 +140,7 @@
         </w:tc>
         <w:tc>
           <w:tcPr>
-            <w:tcW w:w="2160" w:type="dxa"/>
+            <w:tcW w:type="dxa" w:w="2160"/>
           </w:tcPr>
           <w:p>
             <w:r>
@@ -113,7 +154,7 @@
         </w:tc>
         <w:tc>
           <w:tcPr>
-            <w:tcW w:w="2160" w:type="dxa"/>
+            <w:tcW w:type="dxa" w:w="2160"/>
           </w:tcPr>
           <w:p>
             <w:r>
@@ -129,7 +170,7 @@
       <w:tr>
         <w:tc>
           <w:tcPr>
-            <w:tcW w:w="2160" w:type="dxa"/>
+            <w:tcW w:type="dxa" w:w="2160"/>
           </w:tcPr>
           <w:p>
             <w:r>
@@ -142,7 +183,7 @@
         </w:tc>
         <w:tc>
           <w:tcPr>
-            <w:tcW w:w="2160" w:type="dxa"/>
+            <w:tcW w:type="dxa" w:w="2160"/>
           </w:tcPr>
           <w:p>
             <w:r>
@@ -155,7 +196,7 @@
         </w:tc>
         <w:tc>
           <w:tcPr>
-            <w:tcW w:w="2160" w:type="dxa"/>
+            <w:tcW w:type="dxa" w:w="2160"/>
           </w:tcPr>
           <w:p>
             <w:r>
@@ -168,7 +209,7 @@
         </w:tc>
         <w:tc>
           <w:tcPr>
-            <w:tcW w:w="2160" w:type="dxa"/>
+            <w:tcW w:type="dxa" w:w="2160"/>
           </w:tcPr>
           <w:p>
             <w:r>
@@ -183,7 +224,7 @@
       <w:tr>
         <w:tc>
           <w:tcPr>
-            <w:tcW w:w="2160" w:type="dxa"/>
+            <w:tcW w:type="dxa" w:w="2160"/>
           </w:tcPr>
           <w:p>
             <w:r>
@@ -196,7 +237,7 @@
         </w:tc>
         <w:tc>
           <w:tcPr>
-            <w:tcW w:w="2160" w:type="dxa"/>
+            <w:tcW w:type="dxa" w:w="2160"/>
           </w:tcPr>
           <w:p>
             <w:r>
@@ -209,7 +250,7 @@
         </w:tc>
         <w:tc>
           <w:tcPr>
-            <w:tcW w:w="2160" w:type="dxa"/>
+            <w:tcW w:type="dxa" w:w="2160"/>
           </w:tcPr>
           <w:p>
             <w:r>
@@ -222,7 +263,7 @@
         </w:tc>
         <w:tc>
           <w:tcPr>
-            <w:tcW w:w="2160" w:type="dxa"/>
+            <w:tcW w:type="dxa" w:w="2160"/>
           </w:tcPr>
           <w:p>
             <w:r>
@@ -235,24 +276,34 @@
         </w:tc>
       </w:tr>
     </w:tbl>
-    <w:p>
+    <w:p xmlns:wp14="http://schemas.microsoft.com/office/word/2010/wordml" wp14:textId="77777777">
       <w:pPr>
         <w:pStyle w:val="Heading1"/>
-      </w:pPr>
-      <w:r>
-        <w:t>Approvals</w:t>
-      </w:r>
-    </w:p>
-    <w:p>
-      <w:r>
+        <w:rPr/>
+      </w:pPr>
+      <w:r>
+        <w:rPr>
+          <w:rtl w:val="0"/>
+        </w:rPr>
+        <w:t xml:space="preserve">Approvals</w:t>
+      </w:r>
+    </w:p>
+    <w:p xmlns:wp14="http://schemas.microsoft.com/office/word/2010/wordml" wp14:textId="77777777">
+      <w:pPr>
+        <w:rPr/>
+      </w:pPr>
+      <w:r>
+        <w:rPr>
+          <w:rtl w:val="0"/>
+        </w:rPr>
         <w:t>Role | Name | Signature/Date</w:t>
       </w:r>
     </w:p>
     <w:tbl>
       <w:tblPr>
-        <w:tblStyle w:val="NormalTable0"/>
-        <w:tblW w:w="0" w:type="auto"/>
-        <w:tblLook w:val="04A0" w:firstRow="1" w:lastRow="0" w:firstColumn="1" w:lastColumn="0" w:noHBand="0" w:noVBand="1"/>
+        <w:tblStyle w:val="TableGrid"/>
+        <w:tblW w:type="auto" w:w="0"/>
+        <w:tblLook w:firstColumn="1" w:firstRow="1" w:lastColumn="0" w:lastRow="0" w:noHBand="0" w:noVBand="1" w:val="04A0"/>
       </w:tblPr>
       <w:tblGrid>
         <w:gridCol w:w="2880"/>
@@ -262,7 +313,7 @@
       <w:tr>
         <w:tc>
           <w:tcPr>
-            <w:tcW w:w="2880" w:type="dxa"/>
+            <w:tcW w:type="dxa" w:w="2880"/>
           </w:tcPr>
           <w:p>
             <w:r>
@@ -276,7 +327,7 @@
         </w:tc>
         <w:tc>
           <w:tcPr>
-            <w:tcW w:w="2880" w:type="dxa"/>
+            <w:tcW w:type="dxa" w:w="2880"/>
           </w:tcPr>
           <w:p>
             <w:r>
@@ -290,7 +341,7 @@
         </w:tc>
         <w:tc>
           <w:tcPr>
-            <w:tcW w:w="2880" w:type="dxa"/>
+            <w:tcW w:type="dxa" w:w="2880"/>
           </w:tcPr>
           <w:p>
             <w:r>
@@ -306,33 +357,33 @@
       <w:tr>
         <w:tc>
           <w:tcPr>
-            <w:tcW w:w="2880" w:type="dxa"/>
-          </w:tcPr>
-          <w:p>
-            <w:r>
-              <w:rPr>
-                <w:sz w:val="16"/>
-              </w:rPr>
-              <w:t>Testing &amp; Security Lead</w:t>
-            </w:r>
-          </w:p>
-        </w:tc>
-        <w:tc>
-          <w:tcPr>
-            <w:tcW w:w="2880" w:type="dxa"/>
-          </w:tcPr>
-          <w:p>
-            <w:r>
-              <w:rPr>
-                <w:sz w:val="16"/>
-              </w:rPr>
-              <w:t>Chandrakanth V G</w:t>
-            </w:r>
-          </w:p>
-        </w:tc>
-        <w:tc>
-          <w:tcPr>
-            <w:tcW w:w="2880" w:type="dxa"/>
+            <w:tcW w:type="dxa" w:w="2880"/>
+          </w:tcPr>
+          <w:p>
+            <w:r>
+              <w:rPr>
+                <w:sz w:val="16"/>
+              </w:rPr>
+              <w:t>Team Lead / Architecture</w:t>
+            </w:r>
+          </w:p>
+        </w:tc>
+        <w:tc>
+          <w:tcPr>
+            <w:tcW w:type="dxa" w:w="2880"/>
+          </w:tcPr>
+          <w:p>
+            <w:r>
+              <w:rPr>
+                <w:sz w:val="16"/>
+              </w:rPr>
+              <w:t>Greeshma N</w:t>
+            </w:r>
+          </w:p>
+        </w:tc>
+        <w:tc>
+          <w:tcPr>
+            <w:tcW w:type="dxa" w:w="2880"/>
           </w:tcPr>
           <w:p>
             <w:r>
@@ -347,20 +398,20 @@
       <w:tr>
         <w:tc>
           <w:tcPr>
-            <w:tcW w:w="2880" w:type="dxa"/>
-          </w:tcPr>
-          <w:p>
-            <w:r>
-              <w:rPr>
-                <w:sz w:val="16"/>
-              </w:rPr>
-              <w:t>Archive &amp; I/O Lead</w:t>
-            </w:r>
-          </w:p>
-        </w:tc>
-        <w:tc>
-          <w:tcPr>
-            <w:tcW w:w="2880" w:type="dxa"/>
+            <w:tcW w:type="dxa" w:w="2880"/>
+          </w:tcPr>
+          <w:p>
+            <w:r>
+              <w:rPr>
+                <w:sz w:val="16"/>
+              </w:rPr>
+              <w:t>Algorithm Lead</w:t>
+            </w:r>
+          </w:p>
+        </w:tc>
+        <w:tc>
+          <w:tcPr>
+            <w:tcW w:type="dxa" w:w="2880"/>
           </w:tcPr>
           <w:p>
             <w:r>
@@ -373,7 +424,7 @@
         </w:tc>
         <w:tc>
           <w:tcPr>
-            <w:tcW w:w="2880" w:type="dxa"/>
+            <w:tcW w:type="dxa" w:w="2880"/>
           </w:tcPr>
           <w:p>
             <w:r>
@@ -388,20 +439,20 @@
       <w:tr>
         <w:tc>
           <w:tcPr>
-            <w:tcW w:w="2880" w:type="dxa"/>
-          </w:tcPr>
-          <w:p>
-            <w:r>
-              <w:rPr>
-                <w:sz w:val="16"/>
-              </w:rPr>
-              <w:t>Algorithm Lead</w:t>
-            </w:r>
-          </w:p>
-        </w:tc>
-        <w:tc>
-          <w:tcPr>
-            <w:tcW w:w="2880" w:type="dxa"/>
+            <w:tcW w:type="dxa" w:w="2880"/>
+          </w:tcPr>
+          <w:p>
+            <w:r>
+              <w:rPr>
+                <w:sz w:val="16"/>
+              </w:rPr>
+              <w:t>Archive &amp; I/O Lead</w:t>
+            </w:r>
+          </w:p>
+        </w:tc>
+        <w:tc>
+          <w:tcPr>
+            <w:tcW w:type="dxa" w:w="2880"/>
           </w:tcPr>
           <w:p>
             <w:r>
@@ -414,7 +465,7 @@
         </w:tc>
         <w:tc>
           <w:tcPr>
-            <w:tcW w:w="2880" w:type="dxa"/>
+            <w:tcW w:type="dxa" w:w="2880"/>
           </w:tcPr>
           <w:p>
             <w:r>
@@ -429,33 +480,33 @@
       <w:tr>
         <w:tc>
           <w:tcPr>
-            <w:tcW w:w="2880" w:type="dxa"/>
-          </w:tcPr>
-          <w:p>
-            <w:r>
-              <w:rPr>
-                <w:sz w:val="16"/>
-              </w:rPr>
-              <w:t>Team Lead / Architecture</w:t>
-            </w:r>
-          </w:p>
-        </w:tc>
-        <w:tc>
-          <w:tcPr>
-            <w:tcW w:w="2880" w:type="dxa"/>
-          </w:tcPr>
-          <w:p>
-            <w:r>
-              <w:rPr>
-                <w:sz w:val="16"/>
-              </w:rPr>
-              <w:t>Greeshma N</w:t>
-            </w:r>
-          </w:p>
-        </w:tc>
-        <w:tc>
-          <w:tcPr>
-            <w:tcW w:w="2880" w:type="dxa"/>
+            <w:tcW w:type="dxa" w:w="2880"/>
+          </w:tcPr>
+          <w:p>
+            <w:r>
+              <w:rPr>
+                <w:sz w:val="16"/>
+              </w:rPr>
+              <w:t>Testing &amp; Security Lead</w:t>
+            </w:r>
+          </w:p>
+        </w:tc>
+        <w:tc>
+          <w:tcPr>
+            <w:tcW w:type="dxa" w:w="2880"/>
+          </w:tcPr>
+          <w:p>
+            <w:r>
+              <w:rPr>
+                <w:sz w:val="16"/>
+              </w:rPr>
+              <w:t>Chandrakant V G</w:t>
+            </w:r>
+          </w:p>
+        </w:tc>
+        <w:tc>
+          <w:tcPr>
+            <w:tcW w:type="dxa" w:w="2880"/>
           </w:tcPr>
           <w:p>
             <w:r>
@@ -468,475 +519,629 @@
         </w:tc>
       </w:tr>
     </w:tbl>
-    <w:p>
+    <w:p xmlns:wp14="http://schemas.microsoft.com/office/word/2010/wordml" wp14:textId="77777777">
       <w:pPr>
         <w:pStyle w:val="Heading1"/>
-      </w:pPr>
-      <w:r>
-        <w:t>1. Introduction</w:t>
-      </w:r>
-    </w:p>
-    <w:p>
+        <w:rPr/>
+      </w:pPr>
+      <w:r>
+        <w:rPr>
+          <w:rtl w:val="0"/>
+        </w:rPr>
+        <w:t xml:space="preserve">1. Introduction</w:t>
+      </w:r>
+    </w:p>
+    <w:p xmlns:wp14="http://schemas.microsoft.com/office/word/2010/wordml" wp14:textId="77777777">
+      <w:pPr/>
       <w:r>
         <w:t>1.1 Purpose</w:t>
-      </w:r>
-      <w:r>
         <w:br/>
         <w:t>This Software Architecture and Design Specification defines the architecture and design for the Huffman-based File Compression Tool. It translates the SRS requirements into an implementable modular design.</w:t>
       </w:r>
     </w:p>
-    <w:p>
+    <w:p xmlns:wp14="http://schemas.microsoft.com/office/word/2010/wordml" wp14:textId="77777777">
+      <w:pPr/>
       <w:r>
         <w:rPr>
           <w:lang w:val="en-US"/>
         </w:rPr>
         <w:t>1.2 Scope</w:t>
+        <w:br/>
+        <w:t>The design covers compression, decompression, Huffman tree/code generation, bit-level I/O, project-defined archive creation/parsing, metadata inspection, integrity validation, safe output handling, error reporting, and command-line integration.</w:t>
+      </w:r>
+      <w:r>
+        <w:rPr>
+          <w:rtl w:val="0"/>
+        </w:rPr>
       </w:r>
       <w:r>
         <w:rPr>
           <w:lang w:val="en-US"/>
         </w:rPr>
-        <w:br/>
-        <w:t>The design covers compression, decompression, Huffman tree/code generation, bit-level I/O, project-defined archive creation/parsing, metadata inspection, integrity validation, safe output handling, error reporting, and command-line integration.</w:t>
-      </w:r>
-    </w:p>
-    <w:p>
+      </w:r>
+    </w:p>
+    <w:p xmlns:wp14="http://schemas.microsoft.com/office/word/2010/wordml" wp14:textId="77777777">
+      <w:pPr/>
       <w:r>
         <w:rPr>
           <w:lang w:val="en-US"/>
         </w:rPr>
         <w:t>1.3 Audience</w:t>
+        <w:br/>
+        <w:t>The document is intended for the four-member development team, project guide/instructor, testers, reviewers, and future maintainers. It is used together with the SRS and Software Test Plan.</w:t>
+      </w:r>
+      <w:r>
+        <w:rPr>
+          <w:rtl w:val="0"/>
+        </w:rPr>
       </w:r>
       <w:r>
         <w:rPr>
           <w:lang w:val="en-US"/>
         </w:rPr>
-        <w:br/>
-        <w:t>The document is intended for the four-member development team, project guide/instructor, testers, reviewers, and future maintainers. It is used together with the SRS and Software Test Plan.</w:t>
-      </w:r>
-    </w:p>
-    <w:p>
+      </w:r>
+    </w:p>
+    <w:p xmlns:wp14="http://schemas.microsoft.com/office/word/2010/wordml" wp14:textId="77777777">
+      <w:pPr/>
       <w:r>
         <w:rPr>
           <w:lang w:val="en-US"/>
         </w:rPr>
         <w:t>1.4 Definitions</w:t>
+        <w:br/>
+        <w:t>Huffman tree, Huffman code, bit stream, archive, metadata, checksum, compression ratio, CLI, binary I/O, RTM.</w:t>
+      </w:r>
+      <w:r>
+        <w:rPr>
+          <w:rtl w:val="0"/>
+        </w:rPr>
       </w:r>
       <w:r>
         <w:rPr>
           <w:lang w:val="en-US"/>
         </w:rPr>
-        <w:br/>
-        <w:t>Huffman tree, Huffman code, bit stream, archive, metadata, checksum, compression ratio, CLI, binary I/O, RTM.</w:t>
-      </w:r>
-    </w:p>
-    <w:p>
+      </w:r>
+    </w:p>
+    <w:p xmlns:wp14="http://schemas.microsoft.com/office/word/2010/wordml" wp14:textId="77777777">
       <w:pPr>
         <w:pStyle w:val="Heading1"/>
-      </w:pPr>
-      <w:r>
-        <w:t>2. Document Overview</w:t>
-      </w:r>
-    </w:p>
-    <w:p>
+        <w:rPr/>
+      </w:pPr>
+      <w:r>
+        <w:rPr>
+          <w:rtl w:val="0"/>
+        </w:rPr>
+        <w:t xml:space="preserve">2. Document Overview</w:t>
+      </w:r>
+    </w:p>
+    <w:p xmlns:wp14="http://schemas.microsoft.com/office/word/2010/wordml" wp14:textId="77777777">
+      <w:pPr/>
       <w:r>
         <w:rPr>
           <w:lang w:val="en-US"/>
         </w:rPr>
         <w:t>2.1 How to use this document</w:t>
+        <w:br/>
+        <w:t>Use Sections 3 and 4 to understand the architecture, component responsibilities, chosen pattern, security architecture, UML sequence flows, API contracts, and error-handling approach. Traceability connects design elements to SRS requirements.</w:t>
+      </w:r>
+      <w:r>
+        <w:rPr>
+          <w:rtl w:val="0"/>
+        </w:rPr>
       </w:r>
       <w:r>
         <w:rPr>
           <w:lang w:val="en-US"/>
         </w:rPr>
-        <w:br/>
-        <w:t>Use Sections 3 and 4 to understand the architecture, component responsibilities, chosen pattern, security architecture, UML sequence flows, API contracts, and error-handling approach. Traceability connects design elements to SRS requirements.</w:t>
-      </w:r>
-    </w:p>
-    <w:p>
+      </w:r>
+    </w:p>
+    <w:p xmlns:wp14="http://schemas.microsoft.com/office/word/2010/wordml" wp14:textId="77777777">
+      <w:pPr/>
       <w:r>
         <w:rPr>
           <w:lang w:val="en-US"/>
         </w:rPr>
         <w:t>2.2 Related Documents</w:t>
+        <w:br/>
+        <w:t>Software Requirements Specification (SRS) v1.0; Software Test Plan (STP) v1.0; Group 14 project statement; Requirement Traceability Matrix (RTM).</w:t>
+      </w:r>
+      <w:r>
+        <w:rPr>
+          <w:rtl w:val="0"/>
+        </w:rPr>
       </w:r>
       <w:r>
         <w:rPr>
           <w:lang w:val="en-US"/>
         </w:rPr>
-        <w:br/>
-        <w:t>Software Requirements Specification (SRS) v1.0; Software Test Plan (STP) v1.0; Group 14 project statement; Requirement Traceability Matrix (RTM).</w:t>
-      </w:r>
-    </w:p>
-    <w:p>
+      </w:r>
+    </w:p>
+    <w:p xmlns:wp14="http://schemas.microsoft.com/office/word/2010/wordml" wp14:textId="77777777">
       <w:pPr>
         <w:pStyle w:val="Heading1"/>
-      </w:pPr>
-      <w:r>
-        <w:t>3. Architecture</w:t>
-      </w:r>
-    </w:p>
-    <w:p>
-      <w:r>
-        <w:rPr>
-          <w:rFonts w:ascii="Calibri" w:eastAsia="Calibri" w:hAnsi="Calibri" w:cs="Calibri"/>
-          <w:b/>
-          <w:bCs/>
-          <w:color w:val="4F81BD"/>
+        <w:rPr/>
+      </w:pPr>
+      <w:r>
+        <w:rPr>
+          <w:rtl w:val="0"/>
+        </w:rPr>
+        <w:t xml:space="preserve">3. Architecture</w:t>
+      </w:r>
+    </w:p>
+    <w:p xmlns:wp14="http://schemas.microsoft.com/office/word/2010/wordml" wp14:textId="77777777">
+      <w:pPr/>
+      <w:r>
+        <w:rPr>
+          <w:rFonts w:ascii="Calibri" w:hAnsi="Calibri" w:eastAsia="Calibri" w:cs="Calibri"/>
+          <w:b w:val="1"/>
+          <w:bCs w:val="1"/>
+          <w:color w:val="4f81bd"/>
           <w:sz w:val="26"/>
           <w:szCs w:val="26"/>
           <w:lang w:val="en-US"/>
         </w:rPr>
         <w:t>3.1 Goals &amp; Constraints</w:t>
-      </w:r>
-      <w:r>
-        <w:rPr>
-          <w:rFonts w:ascii="Calibri" w:eastAsia="Calibri" w:hAnsi="Calibri" w:cs="Calibri"/>
-          <w:b/>
-          <w:bCs/>
-          <w:color w:val="4F81BD"/>
+        <w:br/>
+        <w:t>Goals: lossless restoration, modularity, portability, predictable error handling, measurable compression, and secure archive validation. Constraints: Huffman coding is mandatory; implementation is C/C++; archive format is project-defined; no third-party compression engine; local file system only; no network dependency.</w:t>
+      </w:r>
+      <w:r>
+        <w:rPr>
+          <w:rtl w:val="0"/>
+        </w:rPr>
+      </w:r>
+      <w:r>
+        <w:rPr>
+          <w:lang w:val="en-US"/>
+        </w:rPr>
+      </w:r>
+    </w:p>
+    <w:p xmlns:wp14="http://schemas.microsoft.com/office/word/2010/wordml" wp14:textId="77777777">
+      <w:pPr/>
+      <w:r>
+        <w:rPr>
+          <w:rFonts w:ascii="Calibri" w:hAnsi="Calibri" w:eastAsia="Calibri" w:cs="Calibri"/>
+          <w:b w:val="1"/>
+          <w:bCs w:val="1"/>
+          <w:color w:val="4f81bd"/>
           <w:sz w:val="26"/>
           <w:szCs w:val="26"/>
           <w:lang w:val="en-US"/>
         </w:rPr>
-        <w:br/>
-        <w:t>Goals: lossless restoration, modularity, portability, predictable error handling, measurable compression, and secure archive validation. Constraints: Huffman coding is mandatory; implementation is C/C++; archive format is project-defined; no third-party compression engine; local file system only; no network dependency.</w:t>
+        <w:t>3.2 Stakeholders &amp; Concerns</w:t>
+        <w:br/>
+        <w:t>Users: simple commands and reliable output.</w:t>
+        <w:br/>
+        <w:t>Project Guide/Reviewers: traceable requirements, UML/design completeness, and measurable quality.</w:t>
+        <w:br/>
+        <w:t>Developers: modularity, testability, portability.</w:t>
+        <w:br/>
+        <w:t>Testers: deterministic behavior, clear errors, and testable interfaces.</w:t>
+        <w:br/>
+        <w:t>Maintainers: documented archive format and low coupling.</w:t>
+      </w:r>
+      <w:r>
+        <w:rPr>
+          <w:rtl w:val="0"/>
+        </w:rPr>
+      </w:r>
+      <w:r>
+        <w:rPr>
+          <w:lang w:val="en-US"/>
+        </w:rPr>
+      </w:r>
+      <w:r>
+        <w:rPr>
+          <w:rtl w:val="0"/>
+        </w:rPr>
+      </w:r>
+      <w:r>
+        <w:rPr>
+          <w:lang w:val="en-US"/>
+        </w:rPr>
+      </w:r>
+      <w:r>
+        <w:rPr>
+          <w:rtl w:val="0"/>
+        </w:rPr>
+      </w:r>
+      <w:r>
+        <w:rPr>
+          <w:lang w:val="en-US"/>
+        </w:rPr>
+      </w:r>
+      <w:r>
+        <w:rPr>
+          <w:rtl w:val="0"/>
+        </w:rPr>
+      </w:r>
+      <w:r>
+        <w:rPr>
+          <w:lang w:val="en-US"/>
+        </w:rPr>
       </w:r>
     </w:p>
     <w:p>
       <w:r>
-        <w:rPr>
-          <w:rFonts w:ascii="Calibri" w:eastAsia="Calibri" w:hAnsi="Calibri" w:cs="Calibri"/>
-          <w:b/>
-          <w:bCs/>
-          <w:color w:val="4F81BD"/>
-          <w:sz w:val="26"/>
-          <w:szCs w:val="26"/>
-          <w:lang w:val="en-US"/>
-        </w:rPr>
-        <w:t>3.2 Stakeholders &amp; Concerns</w:t>
-      </w:r>
-      <w:r>
-        <w:rPr>
-          <w:rFonts w:ascii="Calibri" w:eastAsia="Calibri" w:hAnsi="Calibri" w:cs="Calibri"/>
-          <w:b/>
-          <w:bCs/>
-          <w:color w:val="4F81BD"/>
-          <w:sz w:val="26"/>
-          <w:szCs w:val="26"/>
-          <w:lang w:val="en-US"/>
-        </w:rPr>
-        <w:br/>
-        <w:t>Users: simple commands and reliable output.</w:t>
-      </w:r>
-      <w:r>
-        <w:rPr>
-          <w:rFonts w:ascii="Calibri" w:eastAsia="Calibri" w:hAnsi="Calibri" w:cs="Calibri"/>
-          <w:b/>
-          <w:bCs/>
-          <w:color w:val="4F81BD"/>
-          <w:sz w:val="26"/>
-          <w:szCs w:val="26"/>
-          <w:lang w:val="en-US"/>
-        </w:rPr>
-        <w:br/>
-        <w:t>Project Guide/Reviewers: traceable requirements, UML/design completeness, and measurable quality.</w:t>
-      </w:r>
-      <w:r>
-        <w:rPr>
-          <w:rFonts w:ascii="Calibri" w:eastAsia="Calibri" w:hAnsi="Calibri" w:cs="Calibri"/>
-          <w:b/>
-          <w:bCs/>
-          <w:color w:val="4F81BD"/>
-          <w:sz w:val="26"/>
-          <w:szCs w:val="26"/>
-          <w:lang w:val="en-US"/>
-        </w:rPr>
-        <w:br/>
-        <w:t>Developers: modularity, testability, portability.</w:t>
-      </w:r>
-      <w:r>
-        <w:rPr>
-          <w:rFonts w:ascii="Calibri" w:eastAsia="Calibri" w:hAnsi="Calibri" w:cs="Calibri"/>
-          <w:b/>
-          <w:bCs/>
-          <w:color w:val="4F81BD"/>
-          <w:sz w:val="26"/>
-          <w:szCs w:val="26"/>
-          <w:lang w:val="en-US"/>
-        </w:rPr>
-        <w:br/>
-        <w:t>Testers: deterministic behavior, clear errors, and testable interfaces.</w:t>
-      </w:r>
-      <w:r>
-        <w:rPr>
-          <w:rFonts w:ascii="Calibri" w:eastAsia="Calibri" w:hAnsi="Calibri" w:cs="Calibri"/>
-          <w:b/>
-          <w:bCs/>
-          <w:color w:val="4F81BD"/>
-          <w:sz w:val="26"/>
-          <w:szCs w:val="26"/>
-          <w:lang w:val="en-US"/>
-        </w:rPr>
-        <w:br/>
-        <w:t>Maintainers: documented archive format and low coupling.</w:t>
-      </w:r>
-    </w:p>
-    <w:p>
-      <w:r>
         <w:t>Architecture deliverables checklist: the component diagram, component descriptions, architecture pattern and rationale, technology/data-store decisions, risks/mitigations, requirement traceability, and security architecture are all included in Sections 3.3–3.9.</w:t>
       </w:r>
     </w:p>
-    <w:p>
+    <w:p xmlns:wp14="http://schemas.microsoft.com/office/word/2010/wordml" wp14:textId="77777777">
       <w:pPr>
         <w:pStyle w:val="Heading2"/>
-      </w:pPr>
-      <w:r>
-        <w:t>3.3 Component (UML) Diagram</w:t>
-      </w:r>
-    </w:p>
-    <w:p>
+        <w:rPr/>
+      </w:pPr>
+      <w:r>
+        <w:rPr>
+          <w:rtl w:val="0"/>
+        </w:rPr>
+        <w:t xml:space="preserve">3.3 Component (UML) Diagram</w:t>
+      </w:r>
+    </w:p>
+    <w:p xmlns:wp14="http://schemas.microsoft.com/office/word/2010/wordml" wp14:textId="77777777">
       <w:pPr>
         <w:ind w:left="720" w:firstLine="720"/>
-      </w:pPr>
-    </w:p>
-    <w:p>
+        <w:rPr/>
+      </w:pPr>
+      <w:r>
+        <w:rPr>
+          <w:rtl w:val="0"/>
+        </w:rPr>
+      </w:r>
+    </w:p>
+    <w:p xmlns:wp14="http://schemas.microsoft.com/office/word/2010/wordml" wp14:textId="77777777">
       <w:pPr>
         <w:ind w:left="720" w:firstLine="720"/>
         <w:jc w:val="center"/>
-      </w:pPr>
-      <w:r>
+        <w:rPr/>
+      </w:pPr>
+      <w:r>
+        <w:rPr>
+          <w:rtl w:val="0"/>
+        </w:rPr>
         <w:t>Figure 1. UML Component Diagram</w:t>
       </w:r>
+      <w:r>
+        <w:rPr>
+          <w:b w:val="1"/>
+          <w:bCs w:val="1"/>
+          <w:rtl w:val="0"/>
+        </w:rPr>
+      </w:r>
+      <w:r>
+        <w:rPr>
+          <w:rtl w:val="0"/>
+        </w:rPr>
+      </w:r>
     </w:p>
     <w:p>
       <w:pPr>
         <w:jc w:val="center"/>
       </w:pPr>
       <w:r>
-        <w:rPr>
-          <w:noProof/>
-        </w:rPr>
+        <w:drawing>
+          <wp:inline>
+            <wp:extent cx="5669280" cy="3334758"/>
+            <wp:docPr id="1" name="Picture 1"/>
+            <wp:cNvGraphicFramePr>
+              <a:graphicFrameLocks noChangeAspect="1"/>
+            </wp:cNvGraphicFramePr>
+            <a:graphic>
+              <a:graphicData uri="http://schemas.openxmlformats.org/drawingml/2006/picture">
+                <pic:pic>
+                  <pic:nvPicPr>
+                    <pic:cNvPr id="0" name="component.png"/>
+                    <pic:cNvPicPr/>
+                  </pic:nvPicPr>
+                  <pic:blipFill>
+                    <a:blip r:embed="rId10"/>
+                    <a:stretch>
+                      <a:fillRect/>
+                    </a:stretch>
+                  </pic:blipFill>
+                  <pic:spPr>
+                    <a:xfrm>
+                      <a:off x="0" y="0"/>
+                      <a:ext cx="5669280" cy="3334758"/>
+                    </a:xfrm>
+                    <a:prstGeom prst="rect"/>
+                  </pic:spPr>
+                </pic:pic>
+              </a:graphicData>
+            </a:graphic>
+          </wp:inline>
+        </w:drawing>
       </w:r>
     </w:p>
     <w:p/>
+    <w:p xmlns:wp14="http://schemas.microsoft.com/office/word/2010/wordml" wp14:textId="77777777">
+      <w:pPr>
+        <w:ind w:left="720" w:firstLine="720"/>
+        <w:rPr/>
+      </w:pPr>
+      <w:r>
+        <w:rPr>
+          <w:rtl w:val="0"/>
+        </w:rPr>
+      </w:r>
+    </w:p>
+    <w:p xmlns:wp14="http://schemas.microsoft.com/office/word/2010/wordml" wp14:textId="77777777">
+      <w:pPr>
+        <w:pStyle w:val="Heading2"/>
+        <w:rPr/>
+      </w:pPr>
+      <w:r>
+        <w:rPr>
+          <w:rtl w:val="0"/>
+        </w:rPr>
+        <w:t xml:space="preserve">3.4 Component Descriptions</w:t>
+      </w:r>
+    </w:p>
+    <w:p xmlns:wp14="http://schemas.microsoft.com/office/word/2010/wordml" wp14:textId="77777777">
+      <w:pPr/>
+      <w:r>
+        <w:rPr>
+          <w:lang w:val="en-US"/>
+        </w:rPr>
+        <w:t>- CLI / User Interface: parses commands, validates basic arguments, and presents results.</w:t>
+        <w:br/>
+        <w:t>- Compression Controller: orchestrates compression/decompression workflows and coordinates modules.</w:t>
+        <w:br/>
+        <w:t>- Huffman Codec: builds frequency tables and Huffman trees, generates codes, encodes bytes, and decodes bit streams.</w:t>
+        <w:br/>
+        <w:t>- Archive Manager: writes/reads archive headers, metadata, tree representation, and payload.</w:t>
+        <w:br/>
+        <w:t>- File I/O Layer: performs buffered binary reads/writes and file existence/permission checks.</w:t>
+        <w:br/>
+        <w:t>- Integrity Validator: checks archive magic/version, declared sizes, checksum/integrity information, and decoded output limits.</w:t>
+        <w:br/>
+        <w:t>- Input/Output Files: persistent source, archive, and restored files.</w:t>
+      </w:r>
+      <w:r>
+        <w:rPr>
+          <w:rtl w:val="0"/>
+        </w:rPr>
+      </w:r>
+      <w:r>
+        <w:rPr>
+          <w:lang w:val="en-US"/>
+        </w:rPr>
+      </w:r>
+      <w:r>
+        <w:rPr>
+          <w:rtl w:val="0"/>
+        </w:rPr>
+      </w:r>
+      <w:r>
+        <w:rPr>
+          <w:lang w:val="en-US"/>
+        </w:rPr>
+      </w:r>
+      <w:r>
+        <w:rPr>
+          <w:rtl w:val="0"/>
+        </w:rPr>
+      </w:r>
+      <w:r>
+        <w:rPr>
+          <w:lang w:val="en-US"/>
+        </w:rPr>
+      </w:r>
+      <w:r>
+        <w:rPr>
+          <w:rtl w:val="0"/>
+        </w:rPr>
+      </w:r>
+      <w:r>
+        <w:rPr>
+          <w:lang w:val="en-US"/>
+        </w:rPr>
+      </w:r>
+    </w:p>
+    <w:p xmlns:wp14="http://schemas.microsoft.com/office/word/2010/wordml" wp14:textId="77777777">
+      <w:pPr>
+        <w:pStyle w:val="Heading2"/>
+        <w:rPr/>
+      </w:pPr>
+      <w:r>
+        <w:rPr>
+          <w:rtl w:val="0"/>
+        </w:rPr>
+        <w:t xml:space="preserve">3.5 Chosen Architecture Pattern and Rationale</w:t>
+      </w:r>
+    </w:p>
+    <w:p xmlns:wp14="http://schemas.microsoft.com/office/word/2010/wordml" wp14:textId="77777777">
+      <w:pPr/>
+      <w:r>
+        <w:rPr>
+          <w:lang w:val="en-US"/>
+        </w:rPr>
+        <w:t>Layered architecture with modular components is selected because the project is a small standalone utility with clear processing stages. The CLI/presentation layer, controller layer, algorithm layer, archive layer, and file I/O layer can be tested independently. A microservices architecture is rejected because it would add deployment and network complexity without benefit for a local compression utility.</w:t>
+      </w:r>
+    </w:p>
+    <w:p xmlns:wp14="http://schemas.microsoft.com/office/word/2010/wordml" wp14:textId="77777777">
+      <w:pPr>
+        <w:pStyle w:val="Heading2"/>
+        <w:rPr/>
+      </w:pPr>
+      <w:r>
+        <w:rPr>
+          <w:rtl w:val="0"/>
+        </w:rPr>
+        <w:t xml:space="preserve">3.6 Technology Stack &amp; Data Stores</w:t>
+      </w:r>
+    </w:p>
+    <w:p xmlns:wp14="http://schemas.microsoft.com/office/word/2010/wordml" wp14:textId="77777777">
+      <w:pPr>
+        <w:rPr/>
+      </w:pPr>
+      <w:r>
+        <w:rPr>
+          <w:rtl w:val="0"/>
+        </w:rPr>
+        <w:t>Implementation: C++17 (or later standard-compliant C++ compiler). Data structures: arrays/vectors, priority queue, tree nodes, bit buffers, and metadata structures. Storage: local binary files; no database. Development/testing tools may include GCC/Clang/MSVC, CMake/Make, PlantUML or Graphviz, and a unit-test framework where permitted.</w:t>
+      </w:r>
+    </w:p>
+    <w:p xmlns:wp14="http://schemas.microsoft.com/office/word/2010/wordml" wp14:textId="77777777">
+      <w:pPr>
+        <w:pStyle w:val="Heading2"/>
+        <w:rPr/>
+      </w:pPr>
+      <w:r>
+        <w:rPr>
+          <w:rtl w:val="0"/>
+        </w:rPr>
+        <w:t xml:space="preserve">3.7 Risks &amp; Mitigations</w:t>
+      </w:r>
+    </w:p>
+    <w:p xmlns:wp14="http://schemas.microsoft.com/office/word/2010/wordml" wp14:textId="77777777">
+      <w:pPr>
+        <w:rPr/>
+      </w:pPr>
+      <w:r>
+        <w:rPr>
+          <w:rtl w:val="0"/>
+        </w:rPr>
+        <w:t>Risk: malformed archive causes unsafe or incorrect restoration → Mitigation: validate magic/version/sizes/tree/checksum before trusted output.</w:t>
+        <w:br/>
+        <w:t>Risk: bit-boundary errors → Mitigation: dedicated bit reader/writer and round-trip tests.</w:t>
+        <w:br/>
+        <w:t>Risk: large file memory use → Mitigation: buffered streaming I/O and bounded metadata.</w:t>
+        <w:br/>
+        <w:t>Risk: output overwrite → Mitigation: explicit overwrite option and pre-write existence checks.</w:t>
+        <w:br/>
+        <w:t>Risk: inconsistent archive versions → Mitigation: version field and strict parser.</w:t>
+      </w:r>
+    </w:p>
+    <w:p xmlns:wp14="http://schemas.microsoft.com/office/word/2010/wordml" wp14:textId="77777777">
+      <w:pPr>
+        <w:pStyle w:val="Heading2"/>
+        <w:rPr/>
+      </w:pPr>
+      <w:r>
+        <w:rPr>
+          <w:rtl w:val="0"/>
+        </w:rPr>
+        <w:t xml:space="preserve">3.8 Traceability to Requirements</w:t>
+      </w:r>
+    </w:p>
+    <w:p xmlns:wp14="http://schemas.microsoft.com/office/word/2010/wordml" wp14:textId="77777777">
+      <w:pPr>
+        <w:rPr/>
+      </w:pPr>
+      <w:r>
+        <w:rPr>
+          <w:rtl w:val="0"/>
+        </w:rPr>
+        <w:t>FR-CMP-01 → CLI + File I/O; FR-CMP-02/03/04/07 → Huffman Codec; FR-CMP-05 → Archive Manager; FR-CMP-06 → Compression Controller; NFR-PERF-01 → File I/O + Huffman Codec; SEC-REQ-01 → Integrity Validator; SEC-REQ-02 → Archive Manager; SAF-01/02 → File I/O + Controller.</w:t>
+      </w:r>
+      <w:r>
+        <w:rPr>
+          <w:rtl w:val="0"/>
+        </w:rPr>
+      </w:r>
+      <w:r>
+        <w:rPr>
+          <w:rtl w:val="0"/>
+        </w:rPr>
+      </w:r>
+    </w:p>
+    <w:p xmlns:wp14="http://schemas.microsoft.com/office/word/2010/wordml" wp14:textId="77777777">
+      <w:pPr>
+        <w:pStyle w:val="Heading2"/>
+        <w:rPr/>
+      </w:pPr>
+      <w:r>
+        <w:rPr>
+          <w:rtl w:val="0"/>
+        </w:rPr>
+        <w:t xml:space="preserve">3.9 Security Architecture</w:t>
+      </w:r>
+    </w:p>
+    <w:p xmlns:wp14="http://schemas.microsoft.com/office/word/2010/wordml" wp14:textId="77777777">
+      <w:pPr>
+        <w:rPr/>
+      </w:pPr>
+      <w:r>
+        <w:rPr>
+          <w:rtl w:val="0"/>
+        </w:rPr>
+        <w:t>Security objectives: (1) detect malformed/tampered archives before trusted output; (2) prevent unsafe path handling and accidental overwrites. Controls: strict magic/version validation, declared-size limits, checksum verification, sanitized output paths, no path traversal, no sensitive content logging, and fail-closed behavior on validation errors. STRIDE mapping: Tampering → checksum and metadata validation; Information Disclosure → limited diagnostics; Denial of Service → output-size/structure bounds; Path Abuse → output path sanitization.</w:t>
+      </w:r>
+    </w:p>
     <w:p>
-      <w:pPr>
-        <w:ind w:left="720" w:firstLine="720"/>
-      </w:pPr>
-    </w:p>
-    <w:p>
+      <w:r>
+        <w:t>Security requirements covered: SEC-REQ-01 archive structure/integrity validation; SEC-REQ-02 path safety; SEC-REQ-03 information-exposure control; SEC-REQ-04 declared-size/resource guard. Security validation is mapped to TC-08 and TC-09 in the Test Plan.</w:t>
+      </w:r>
+    </w:p>
+    <w:p xmlns:wp14="http://schemas.microsoft.com/office/word/2010/wordml" wp14:textId="77777777">
+      <w:pPr>
+        <w:pStyle w:val="Heading1"/>
+        <w:rPr/>
+      </w:pPr>
+      <w:r>
+        <w:rPr>
+          <w:rtl w:val="0"/>
+        </w:rPr>
+        <w:t xml:space="preserve">4. Design</w:t>
+      </w:r>
+    </w:p>
+    <w:p xmlns:wp14="http://schemas.microsoft.com/office/word/2010/wordml" wp14:textId="77777777">
       <w:pPr>
         <w:pStyle w:val="Heading2"/>
-      </w:pPr>
-      <w:r>
-        <w:t>3.4 Component Descriptions</w:t>
-      </w:r>
-    </w:p>
-    <w:p>
-      <w:r>
-        <w:rPr>
-          <w:lang w:val="en-US"/>
-        </w:rPr>
-        <w:t>- CLI / User Interface: parses commands, validates basic arguments, and presents results.</w:t>
-      </w:r>
-      <w:r>
-        <w:rPr>
-          <w:lang w:val="en-US"/>
-        </w:rPr>
-        <w:br/>
-        <w:t>- Compression Controller: orchestrates compression/decompression workflows and coordinates modules.</w:t>
-      </w:r>
-      <w:r>
-        <w:rPr>
-          <w:lang w:val="en-US"/>
-        </w:rPr>
-        <w:br/>
-        <w:t>- Huffman Codec: builds frequency tables and Huffman trees, generates codes, encodes bytes, and decodes bit streams.</w:t>
-      </w:r>
-      <w:r>
-        <w:rPr>
-          <w:lang w:val="en-US"/>
-        </w:rPr>
-        <w:br/>
-        <w:t>- Archive Manager: writes/reads archive headers, metadata, tree representation, and payload.</w:t>
-      </w:r>
-      <w:r>
-        <w:rPr>
-          <w:lang w:val="en-US"/>
-        </w:rPr>
-        <w:br/>
-        <w:t>- File I/O Layer: performs buffered binary reads/writes and file existence/permission checks.</w:t>
-      </w:r>
-      <w:r>
-        <w:rPr>
-          <w:lang w:val="en-US"/>
-        </w:rPr>
-        <w:br/>
-        <w:t>- Integrity Validator: checks archive magic/version, declared sizes, checksum/integrity information, and decoded output limits.</w:t>
-      </w:r>
-      <w:r>
-        <w:rPr>
-          <w:lang w:val="en-US"/>
-        </w:rPr>
-        <w:br/>
-        <w:t>- Input/Output Files: persistent source, archive, and restored files.</w:t>
-      </w:r>
-    </w:p>
-    <w:p>
-      <w:pPr>
-        <w:pStyle w:val="Heading2"/>
-      </w:pPr>
-      <w:r>
-        <w:t>3.5 Chosen Architecture Pattern and Rationale</w:t>
-      </w:r>
-    </w:p>
-    <w:p>
-      <w:r>
-        <w:rPr>
-          <w:lang w:val="en-US"/>
-        </w:rPr>
-        <w:t>Layered architecture with modular components is selected because the project is a small standalone utility with clear processing stages. The CLI/presentation layer, controller layer, algorithm layer, archive layer, and file I/O layer can be tested independently. A microservices architecture is rejected because it would add deployment and network complexity without benefit for a local compression utility.</w:t>
-      </w:r>
-    </w:p>
-    <w:p>
-      <w:pPr>
-        <w:pStyle w:val="Heading2"/>
-      </w:pPr>
-      <w:r>
-        <w:t>3.6 Technology Stack &amp; Data Stores</w:t>
-      </w:r>
-    </w:p>
-    <w:p>
-      <w:r>
-        <w:t xml:space="preserve">Implementation: C++17 (or later standard-compliant C++ compiler). Data structures: arrays/vectors, priority queue, tree nodes, bit buffers, and metadata structures. Storage: </w:t>
-      </w:r>
-      <w:r>
-        <w:t xml:space="preserve">local binary files; no database. Development/testing tools may include GCC/Clang/MSVC, </w:t>
-      </w:r>
-      <w:proofErr w:type="spellStart"/>
-      <w:r>
-        <w:t>CMake</w:t>
-      </w:r>
-      <w:proofErr w:type="spellEnd"/>
-      <w:r>
-        <w:t xml:space="preserve">/Make, </w:t>
-      </w:r>
-      <w:proofErr w:type="spellStart"/>
-      <w:r>
-        <w:t>PlantUML</w:t>
-      </w:r>
-      <w:proofErr w:type="spellEnd"/>
-      <w:r>
-        <w:t xml:space="preserve"> or </w:t>
-      </w:r>
-      <w:proofErr w:type="spellStart"/>
-      <w:r>
-        <w:t>Graphviz</w:t>
-      </w:r>
-      <w:proofErr w:type="spellEnd"/>
-      <w:r>
-        <w:t>, and a unit-test framework where permitted.</w:t>
-      </w:r>
-    </w:p>
-    <w:p>
-      <w:pPr>
-        <w:pStyle w:val="Heading2"/>
-      </w:pPr>
-      <w:r>
-        <w:t>3.7 Risks &amp; Mitigations</w:t>
-      </w:r>
-    </w:p>
-    <w:p>
-      <w:r>
-        <w:t>Risk: malformed archive causes unsafe or incorrect restoration → Mitigation: validate magic/version/sizes/tree/checksum before trusted output.</w:t>
-      </w:r>
-      <w:r>
-        <w:br/>
-        <w:t>Risk: bit-boundary errors → Mitigation: dedicated bit reader/writer and round-trip tests.</w:t>
-      </w:r>
-      <w:r>
-        <w:br/>
-        <w:t>Risk: large file memory use → Mitigation: buffered streaming I/O and bounded metadata.</w:t>
-      </w:r>
-      <w:r>
-        <w:br/>
-        <w:t>Risk: output overwrite → Mitigation: explicit overwrite option and pre-write existence checks.</w:t>
-      </w:r>
-      <w:r>
-        <w:br/>
-        <w:t>Risk: inconsistent archive versions → Mitigation: version field and strict parser.</w:t>
-      </w:r>
-    </w:p>
-    <w:p>
-      <w:pPr>
-        <w:pStyle w:val="Heading2"/>
-      </w:pPr>
-      <w:r>
-        <w:t>3.8 Traceability to Requirements</w:t>
-      </w:r>
-    </w:p>
-    <w:p>
-      <w:r>
-        <w:t>FR-CMP-01 → CLI + File I/O; FR-CMP-02/03/04/07 → Huffman Codec; FR-CMP-05 → Archive Manager; FR-CMP-06 → Compression Controller; NFR-PERF-01 → File I/O + Huffman Codec; SEC-REQ-01 → Integrity Validator; SEC-REQ-02 → Archive Manager; SAF-01/02 → File I/O + Controller.</w:t>
-      </w:r>
-    </w:p>
-    <w:p>
-      <w:pPr>
-        <w:pStyle w:val="Heading2"/>
-      </w:pPr>
-      <w:r>
-        <w:t>3.9 Security Architecture</w:t>
-      </w:r>
-    </w:p>
-    <w:p>
-      <w:r>
-        <w:t>Security objectives: (1) detect malformed/tampered archives before trusted output; (2) prevent unsafe path handling and accidental overwrites. Controls: strict magic/version validation, declared-size limits, checksum verification, sanitized output paths, no path traversal, no sensitive content logging, and fail-closed behavior on validation errors. STRIDE mapping: Tampering → checksum and metadata validation; Information Disclosure → limited diagnostics; Denial of Service → output-size/structure bounds; Path Abuse → output path sanitization.</w:t>
-      </w:r>
-    </w:p>
-    <w:p>
-      <w:r>
-        <w:t>Security requirements covered: SEC-REQ-01 archive structure/integrity validation; SEC-REQ-02 path safety; SEC-REQ-03 information-exposure control; SEC-REQ-04 declared-size/resource guard. Security validation is mapped to TC-08 and TC-09 in the Test Plan.</w:t>
-      </w:r>
-    </w:p>
-    <w:p>
-      <w:pPr>
-        <w:pStyle w:val="Heading1"/>
-      </w:pPr>
-      <w:r>
-        <w:t>4. Design</w:t>
-      </w:r>
-    </w:p>
-    <w:p>
-      <w:pPr>
-        <w:pStyle w:val="Heading2"/>
-      </w:pPr>
-      <w:r>
-        <w:t>4.1 Design Overview</w:t>
-      </w:r>
-    </w:p>
-    <w:p>
-      <w:r>
+        <w:rPr/>
+      </w:pPr>
+      <w:r>
+        <w:rPr>
+          <w:rtl w:val="0"/>
+        </w:rPr>
+        <w:t xml:space="preserve">4.1 Design Overview</w:t>
+      </w:r>
+    </w:p>
+    <w:p xmlns:wp14="http://schemas.microsoft.com/office/word/2010/wordml" wp14:textId="77777777">
+      <w:pPr>
+        <w:rPr/>
+      </w:pPr>
+      <w:r>
+        <w:rPr>
+          <w:rtl w:val="0"/>
+        </w:rPr>
         <w:t>The design follows a linear but testable pipeline: CLI → Compression Controller → Huffman Codec / Archive Manager → File I/O, with Integrity Validator used during archive creation and decompression. The controller owns the workflow; algorithm and persistence modules do not depend on the CLI.</w:t>
       </w:r>
     </w:p>
-    <w:p>
+    <w:p xmlns:wp14="http://schemas.microsoft.com/office/word/2010/wordml" wp14:textId="77777777">
       <w:pPr>
         <w:pStyle w:val="Heading2"/>
         <w:jc w:val="center"/>
-      </w:pPr>
-      <w:r>
-        <w:t>4.2 UML Sequence Diagrams</w:t>
+        <w:rPr/>
+      </w:pPr>
+      <w:r>
+        <w:rPr>
+          <w:rtl w:val="0"/>
+        </w:rPr>
+        <w:t xml:space="preserve">4.2 UML Sequence Diagrams</w:t>
+      </w:r>
+    </w:p>
+    <w:p xmlns:wp14="http://schemas.microsoft.com/office/word/2010/wordml" wp14:textId="77777777">
+      <w:pPr>
+        <w:rPr/>
+      </w:pPr>
+      <w:r>
+        <w:rPr>
+          <w:rtl w:val="0"/>
+        </w:rPr>
+        <w:t>Figure 2 shows the compression flow from command input through frequency analysis, Huffman encoding, archive creation, integrity information, and final reporting. Figure 3 shows decompression, archive validation, tree reconstruction, decoding, output writing, and error reporting.</w:t>
       </w:r>
     </w:p>
     <w:p>
       <w:pPr>
+        <w:keepNext/>
         <w:jc w:val="center"/>
       </w:pPr>
       <w:r>
         <w:rPr>
-          <w:noProof/>
-        </w:rPr>
+          <w:b/>
+        </w:rPr>
+        <w:t>Figure 2. UML Sequence Diagram – Compression Flow</w:t>
       </w:r>
     </w:p>
     <w:p>
@@ -944,6 +1149,47 @@
         <w:jc w:val="center"/>
       </w:pPr>
       <w:r>
+        <w:drawing>
+          <wp:inline>
+            <wp:extent cx="5669280" cy="5291780"/>
+            <wp:docPr id="2" name="Picture 2"/>
+            <wp:cNvGraphicFramePr>
+              <a:graphicFrameLocks noChangeAspect="1"/>
+            </wp:cNvGraphicFramePr>
+            <a:graphic>
+              <a:graphicData uri="http://schemas.openxmlformats.org/drawingml/2006/picture">
+                <pic:pic>
+                  <pic:nvPicPr>
+                    <pic:cNvPr id="0" name="seq_compress.png"/>
+                    <pic:cNvPicPr/>
+                  </pic:nvPicPr>
+                  <pic:blipFill>
+                    <a:blip r:embed="rId11"/>
+                    <a:stretch>
+                      <a:fillRect/>
+                    </a:stretch>
+                  </pic:blipFill>
+                  <pic:spPr>
+                    <a:xfrm>
+                      <a:off x="0" y="0"/>
+                      <a:ext cx="5669280" cy="5291780"/>
+                    </a:xfrm>
+                    <a:prstGeom prst="rect"/>
+                  </pic:spPr>
+                </pic:pic>
+              </a:graphicData>
+            </a:graphic>
+          </wp:inline>
+        </w:drawing>
+      </w:r>
+    </w:p>
+    <w:p>
+      <w:pPr>
+        <w:keepNext/>
+        <w:pageBreakBefore/>
+        <w:jc w:val="center"/>
+      </w:pPr>
+      <w:r>
         <w:rPr>
           <w:b/>
         </w:rPr>
@@ -955,628 +1201,260 @@
         <w:jc w:val="center"/>
       </w:pPr>
       <w:r>
-        <w:rPr>
-          <w:noProof/>
-        </w:rPr>
-      </w:r>
-    </w:p>
-    <w:p/>
-    <w:p/>
-    <w:p/>
+        <w:drawing>
+          <wp:inline>
+            <wp:extent cx="5669280" cy="5452274"/>
+            <wp:docPr id="3" name="Picture 3"/>
+            <wp:cNvGraphicFramePr>
+              <a:graphicFrameLocks noChangeAspect="1"/>
+            </wp:cNvGraphicFramePr>
+            <a:graphic>
+              <a:graphicData uri="http://schemas.openxmlformats.org/drawingml/2006/picture">
+                <pic:pic>
+                  <pic:nvPicPr>
+                    <pic:cNvPr id="0" name="seq_decompress.png"/>
+                    <pic:cNvPicPr/>
+                  </pic:nvPicPr>
+                  <pic:blipFill>
+                    <a:blip r:embed="rId12"/>
+                    <a:stretch>
+                      <a:fillRect/>
+                    </a:stretch>
+                  </pic:blipFill>
+                  <pic:spPr>
+                    <a:xfrm>
+                      <a:off x="0" y="0"/>
+                      <a:ext cx="5669280" cy="5452274"/>
+                    </a:xfrm>
+                    <a:prstGeom prst="rect"/>
+                  </pic:spPr>
+                </pic:pic>
+              </a:graphicData>
+            </a:graphic>
+          </wp:inline>
+        </w:drawing>
+      </w:r>
+    </w:p>
+    <w:p xmlns:wp14="http://schemas.microsoft.com/office/word/2010/wordml" wp14:textId="77777777">
+      <w:pPr>
+        <w:ind w:left="720" w:firstLine="720"/>
+        <w:rPr/>
+      </w:pPr>
+      <w:r>
+        <w:rPr>
+          <w:rtl w:val="0"/>
+        </w:rPr>
+      </w:r>
+    </w:p>
+    <w:p xmlns:wp14="http://schemas.microsoft.com/office/word/2010/wordml" wp14:textId="77777777">
+      <w:pPr>
+        <w:pStyle w:val="Heading2"/>
+        <w:rPr/>
+      </w:pPr>
+      <w:r>
+        <w:rPr>
+          <w:rtl w:val="0"/>
+        </w:rPr>
+        <w:t xml:space="preserve">4.3 API Design</w:t>
+      </w:r>
+    </w:p>
+    <w:p xmlns:wp14="http://schemas.microsoft.com/office/word/2010/wordml" wp14:textId="77777777">
+      <w:pPr>
+        <w:rPr/>
+      </w:pPr>
+      <w:r>
+        <w:rPr>
+          <w:rtl w:val="0"/>
+        </w:rPr>
+        <w:t>The internal API is designed as module-level interfaces so components can be unit tested independently. At least two component interfaces are defined below.</w:t>
+      </w:r>
+    </w:p>
+    <w:p xmlns:wp14="http://schemas.microsoft.com/office/word/2010/wordml" wp14:textId="77777777">
+      <w:pPr/>
+      <w:r>
+        <w:rPr>
+          <w:lang w:val="en-US"/>
+        </w:rPr>
+        <w:t>1) Huffman Codec API</w:t>
+        <w:br/>
+        <w:t>- buildFrequencyTable(inputStream) → FrequencyTable</w:t>
+        <w:br/>
+        <w:t>- buildTree(FrequencyTable) → HuffmanTree</w:t>
+        <w:br/>
+        <w:t>- generateCodes(HuffmanTree) → CodeTable</w:t>
+        <w:br/>
+        <w:t>- encode(inputStream, CodeTable, BitWriter) → EncodedStats</w:t>
+        <w:br/>
+        <w:t>- decode(BitReader, HuffmanTree, expectedSize, outputStream) → DecodeStats</w:t>
+        <w:br/>
+        <w:br/>
+        <w:t>2) Archive Manager API</w:t>
+        <w:br/>
+        <w:t>- writeArchive(outputPath, metadata, tree, payload) → ArchiveResult</w:t>
+        <w:br/>
+        <w:t>- readArchive(inputPath) → ArchiveData / error</w:t>
+        <w:br/>
+        <w:t>- validateHeader(metadata) → ValidationResult</w:t>
+        <w:br/>
+        <w:t>- getMetadata(inputPath) → ArchiveMetadata</w:t>
+        <w:br/>
+        <w:br/>
+        <w:t>CLI commands: `compress &lt;input&gt; &lt;archive&gt;`, `decompress &lt;archive&gt; &lt;output&gt;`, `info &lt;archive&gt;`.</w:t>
+      </w:r>
+      <w:r>
+        <w:rPr>
+          <w:rtl w:val="0"/>
+        </w:rPr>
+      </w:r>
+      <w:r>
+        <w:rPr>
+          <w:lang w:val="en-US"/>
+        </w:rPr>
+      </w:r>
+      <w:r>
+        <w:rPr>
+          <w:rtl w:val="0"/>
+        </w:rPr>
+      </w:r>
+      <w:r>
+        <w:rPr>
+          <w:lang w:val="en-US"/>
+        </w:rPr>
+      </w:r>
+      <w:r>
+        <w:rPr>
+          <w:rtl w:val="0"/>
+        </w:rPr>
+      </w:r>
+      <w:r>
+        <w:rPr>
+          <w:lang w:val="en-US"/>
+        </w:rPr>
+      </w:r>
+      <w:r>
+        <w:rPr>
+          <w:rtl w:val="0"/>
+        </w:rPr>
+      </w:r>
+      <w:r>
+        <w:rPr>
+          <w:lang w:val="en-US"/>
+        </w:rPr>
+      </w:r>
+    </w:p>
+    <w:p xmlns:wp14="http://schemas.microsoft.com/office/word/2010/wordml" wp14:textId="77777777">
+      <w:pPr>
+        <w:pStyle w:val="Heading2"/>
+        <w:rPr/>
+      </w:pPr>
+      <w:r>
+        <w:rPr>
+          <w:rtl w:val="0"/>
+        </w:rPr>
+        <w:t xml:space="preserve">4.4 Error Handling, Logging &amp; Monitoring</w:t>
+      </w:r>
+    </w:p>
+    <w:p xmlns:wp14="http://schemas.microsoft.com/office/word/2010/wordml" wp14:textId="77777777">
+      <w:pPr/>
+      <w:r>
+        <w:rPr>
+          <w:lang w:val="en-US"/>
+        </w:rPr>
+        <w:t>Errors use typed/result-style return values or exceptions only at module boundaries, with a single user-facing error formatter in the controller. Categories include invalid arguments, file-not-found, permission denied, invalid archive magic/version, malformed Huffman metadata, checksum mismatch, decoded-size overflow, and output-write failure. Diagnostic logs shall never contain complete file contents. Useful metrics include input/output sizes, compression ratio, operation duration, and validation result.</w:t>
+      </w:r>
+    </w:p>
+    <w:p xmlns:wp14="http://schemas.microsoft.com/office/word/2010/wordml" wp14:textId="77777777">
+      <w:pPr>
+        <w:pStyle w:val="Heading2"/>
+        <w:rPr/>
+      </w:pPr>
+      <w:r>
+        <w:rPr>
+          <w:rtl w:val="0"/>
+        </w:rPr>
+        <w:t xml:space="preserve">4.5 UX Design</w:t>
+      </w:r>
+    </w:p>
+    <w:p xmlns:wp14="http://schemas.microsoft.com/office/word/2010/wordml" wp14:textId="77777777">
+      <w:pPr/>
+      <w:r>
+        <w:rPr>
+          <w:lang w:val="en-US"/>
+        </w:rPr>
+        <w:t>The command-line interface shall use consistent command syntax, concise status messages, explicit error causes, and non-zero process exit codes on failure. Help output shall list commands and required arguments. Success output shall report the output path and compression statistics. The design avoids requiring knowledge of Huffman internals for normal users.</w:t>
+      </w:r>
+    </w:p>
+    <w:p xmlns:wp14="http://schemas.microsoft.com/office/word/2010/wordml" wp14:textId="77777777">
+      <w:pPr>
+        <w:pStyle w:val="Heading2"/>
+        <w:rPr/>
+      </w:pPr>
+      <w:r>
+        <w:rPr>
+          <w:rtl w:val="0"/>
+        </w:rPr>
+        <w:t xml:space="preserve">4.6 Open Issues &amp; Next Steps</w:t>
+      </w:r>
+    </w:p>
+    <w:p xmlns:wp14="http://schemas.microsoft.com/office/word/2010/wordml" wp14:textId="77777777">
+      <w:pPr>
+        <w:rPr/>
+      </w:pPr>
+      <w:r>
+        <w:rPr>
+          <w:rtl w:val="0"/>
+        </w:rPr>
+        <w:t>Implement and freeze the archive binary format; complete module implementation; add unit/integration/system tests; benchmark reference files; review security validation; and update the RTM with final code/test identifiers. Possible future enhancements include standard ZIP/DEFLATE interoperability, GUI support, multi-file archives, and optional password-based encryption.</w:t>
+      </w:r>
+    </w:p>
+    <w:p xmlns:wp14="http://schemas.microsoft.com/office/word/2010/wordml" wp14:textId="77777777">
+      <w:pPr>
+        <w:pStyle w:val="Heading1"/>
+        <w:rPr/>
+      </w:pPr>
+      <w:r>
+        <w:rPr>
+          <w:rtl w:val="0"/>
+        </w:rPr>
+        <w:t xml:space="preserve">5. Appendices</w:t>
+      </w:r>
+    </w:p>
+    <w:p xmlns:wp14="http://schemas.microsoft.com/office/word/2010/wordml" wp14:textId="77777777">
+      <w:pPr/>
+      <w:r>
+        <w:rPr>
+          <w:lang w:val="en-US"/>
+        </w:rPr>
+        <w:t>5.1 Glossary: Huffman tree – binary prefix-code tree; Bit stream – encoded sequence of bits; Archive – project-defined compressed file; Checksum – integrity value; CLI – command-line interface; RTM – requirement traceability matrix.</w:t>
+        <w:br/>
+        <w:t>5.2 References: IEEE 29148-2018; IEEE 1016-2009; Huffman (1952); project SRS; project STP.</w:t>
+        <w:br/>
+        <w:t>5.3 Tools: Graphviz/PlantUML for UML diagrams, C++17 toolchain, Git, CMake/Make, and a unit-test framework where permitted.</w:t>
+      </w:r>
+      <w:r>
+        <w:rPr>
+          <w:rtl w:val="0"/>
+        </w:rPr>
+      </w:r>
+      <w:r>
+        <w:rPr>
+          <w:lang w:val="en-US"/>
+        </w:rPr>
+      </w:r>
+      <w:r>
+        <w:rPr>
+          <w:rtl w:val="0"/>
+        </w:rPr>
+      </w:r>
+      <w:r>
+        <w:rPr>
+          <w:lang w:val="en-US"/>
+        </w:rPr>
+      </w:r>
+    </w:p>
     <w:p>
       <w:r>
-        <w:t>Sequence 1 shows the compression flow from command input through frequency analysis, Huffman encoding, archive creation, integrity information, and final reporting. Sequence 2 shows decompression, archive validation, tree reconstruction, decoding, output writing, and error reporting.</w:t>
-      </w:r>
-    </w:p>
-    <w:p>
-      <w:pPr>
-        <w:ind w:left="720" w:firstLine="720"/>
-      </w:pPr>
-      <w:r>
-        <w:t>Figure 2. UML Sequence Diagram – Compression Flow</w:t>
-      </w:r>
-    </w:p>
-    <w:p>
-      <w:pPr>
-        <w:ind w:left="720" w:firstLine="720"/>
-      </w:pPr>
-    </w:p>
-    <w:p>
-      <w:pPr>
-        <w:pStyle w:val="Heading2"/>
-      </w:pPr>
-      <w:r>
-        <w:t>4.3 API Design</w:t>
-      </w:r>
-    </w:p>
-    <w:p>
-      <w:r>
-        <w:t>The internal API is designed as module-level interfaces so components can be unit tested independently. At least two component interfaces are defined below.</w:t>
-      </w:r>
-    </w:p>
-    <w:p>
-      <w:r>
-        <w:rPr>
-          <w:lang w:val="en-US"/>
-        </w:rPr>
-        <w:t>1) Huffman Codec API</w:t>
-      </w:r>
-      <w:r>
-        <w:rPr>
-          <w:lang w:val="en-US"/>
-        </w:rPr>
-        <w:br/>
-        <w:t xml:space="preserve">- </w:t>
-      </w:r>
-      <w:proofErr w:type="spellStart"/>
-      <w:r>
-        <w:rPr>
-          <w:lang w:val="en-US"/>
-        </w:rPr>
-        <w:t>buildFrequencyTable</w:t>
-      </w:r>
-      <w:proofErr w:type="spellEnd"/>
-      <w:r>
-        <w:rPr>
-          <w:lang w:val="en-US"/>
-        </w:rPr>
-        <w:t>(</w:t>
-      </w:r>
-      <w:proofErr w:type="spellStart"/>
-      <w:r>
-        <w:rPr>
-          <w:lang w:val="en-US"/>
-        </w:rPr>
-        <w:t>inputStream</w:t>
-      </w:r>
-      <w:proofErr w:type="spellEnd"/>
-      <w:r>
-        <w:rPr>
-          <w:lang w:val="en-US"/>
-        </w:rPr>
-        <w:t xml:space="preserve">) → </w:t>
-      </w:r>
-      <w:proofErr w:type="spellStart"/>
-      <w:r>
-        <w:rPr>
-          <w:lang w:val="en-US"/>
-        </w:rPr>
-        <w:t>FrequencyTable</w:t>
-      </w:r>
-      <w:proofErr w:type="spellEnd"/>
-      <w:r>
-        <w:rPr>
-          <w:lang w:val="en-US"/>
-        </w:rPr>
-        <w:br/>
-        <w:t xml:space="preserve">- </w:t>
-      </w:r>
-      <w:proofErr w:type="spellStart"/>
-      <w:r>
-        <w:rPr>
-          <w:lang w:val="en-US"/>
-        </w:rPr>
-        <w:t>buildTree</w:t>
-      </w:r>
-      <w:proofErr w:type="spellEnd"/>
-      <w:r>
-        <w:rPr>
-          <w:lang w:val="en-US"/>
-        </w:rPr>
-        <w:t>(</w:t>
-      </w:r>
-      <w:proofErr w:type="spellStart"/>
-      <w:r>
-        <w:rPr>
-          <w:lang w:val="en-US"/>
-        </w:rPr>
-        <w:t>FrequencyTable</w:t>
-      </w:r>
-      <w:proofErr w:type="spellEnd"/>
-      <w:r>
-        <w:rPr>
-          <w:lang w:val="en-US"/>
-        </w:rPr>
-        <w:t xml:space="preserve">) → </w:t>
-      </w:r>
-      <w:proofErr w:type="spellStart"/>
-      <w:r>
-        <w:rPr>
-          <w:lang w:val="en-US"/>
-        </w:rPr>
-        <w:t>HuffmanTree</w:t>
-      </w:r>
-      <w:proofErr w:type="spellEnd"/>
-      <w:r>
-        <w:rPr>
-          <w:lang w:val="en-US"/>
-        </w:rPr>
-        <w:br/>
-        <w:t xml:space="preserve">- </w:t>
-      </w:r>
-      <w:proofErr w:type="spellStart"/>
-      <w:r>
-        <w:rPr>
-          <w:lang w:val="en-US"/>
-        </w:rPr>
-        <w:t>generateCodes</w:t>
-      </w:r>
-      <w:proofErr w:type="spellEnd"/>
-      <w:r>
-        <w:rPr>
-          <w:lang w:val="en-US"/>
-        </w:rPr>
-        <w:t>(</w:t>
-      </w:r>
-      <w:proofErr w:type="spellStart"/>
-      <w:r>
-        <w:rPr>
-          <w:lang w:val="en-US"/>
-        </w:rPr>
-        <w:t>HuffmanTree</w:t>
-      </w:r>
-      <w:proofErr w:type="spellEnd"/>
-      <w:r>
-        <w:rPr>
-          <w:lang w:val="en-US"/>
-        </w:rPr>
-        <w:t xml:space="preserve">) → </w:t>
-      </w:r>
-      <w:proofErr w:type="spellStart"/>
-      <w:r>
-        <w:rPr>
-          <w:lang w:val="en-US"/>
-        </w:rPr>
-        <w:t>CodeTable</w:t>
-      </w:r>
-      <w:proofErr w:type="spellEnd"/>
-      <w:r>
-        <w:rPr>
-          <w:lang w:val="en-US"/>
-        </w:rPr>
-        <w:br/>
-        <w:t>- encode(</w:t>
-      </w:r>
-      <w:proofErr w:type="spellStart"/>
-      <w:r>
-        <w:rPr>
-          <w:lang w:val="en-US"/>
-        </w:rPr>
-        <w:t>inputStream</w:t>
-      </w:r>
-      <w:proofErr w:type="spellEnd"/>
-      <w:r>
-        <w:rPr>
-          <w:lang w:val="en-US"/>
-        </w:rPr>
-        <w:t xml:space="preserve">, </w:t>
-      </w:r>
-      <w:proofErr w:type="spellStart"/>
-      <w:r>
-        <w:rPr>
-          <w:lang w:val="en-US"/>
-        </w:rPr>
-        <w:t>CodeTable</w:t>
-      </w:r>
-      <w:proofErr w:type="spellEnd"/>
-      <w:r>
-        <w:rPr>
-          <w:lang w:val="en-US"/>
-        </w:rPr>
-        <w:t xml:space="preserve">, </w:t>
-      </w:r>
-      <w:proofErr w:type="spellStart"/>
-      <w:r>
-        <w:rPr>
-          <w:lang w:val="en-US"/>
-        </w:rPr>
-        <w:t>BitWriter</w:t>
-      </w:r>
-      <w:proofErr w:type="spellEnd"/>
-      <w:r>
-        <w:rPr>
-          <w:lang w:val="en-US"/>
-        </w:rPr>
-        <w:t xml:space="preserve">) → </w:t>
-      </w:r>
-      <w:proofErr w:type="spellStart"/>
-      <w:r>
-        <w:rPr>
-          <w:lang w:val="en-US"/>
-        </w:rPr>
-        <w:t>EncodedStats</w:t>
-      </w:r>
-      <w:proofErr w:type="spellEnd"/>
-      <w:r>
-        <w:rPr>
-          <w:lang w:val="en-US"/>
-        </w:rPr>
-        <w:br/>
-        <w:t>- decode(</w:t>
-      </w:r>
-      <w:proofErr w:type="spellStart"/>
-      <w:r>
-        <w:rPr>
-          <w:lang w:val="en-US"/>
-        </w:rPr>
-        <w:t>BitReader</w:t>
-      </w:r>
-      <w:proofErr w:type="spellEnd"/>
-      <w:r>
-        <w:rPr>
-          <w:lang w:val="en-US"/>
-        </w:rPr>
-        <w:t xml:space="preserve">, </w:t>
-      </w:r>
-      <w:proofErr w:type="spellStart"/>
-      <w:r>
-        <w:rPr>
-          <w:lang w:val="en-US"/>
-        </w:rPr>
-        <w:t>HuffmanTree</w:t>
-      </w:r>
-      <w:proofErr w:type="spellEnd"/>
-      <w:r>
-        <w:rPr>
-          <w:lang w:val="en-US"/>
-        </w:rPr>
-        <w:t xml:space="preserve">, </w:t>
-      </w:r>
-      <w:proofErr w:type="spellStart"/>
-      <w:r>
-        <w:rPr>
-          <w:lang w:val="en-US"/>
-        </w:rPr>
-        <w:t>expectedSize</w:t>
-      </w:r>
-      <w:proofErr w:type="spellEnd"/>
-      <w:r>
-        <w:rPr>
-          <w:lang w:val="en-US"/>
-        </w:rPr>
-        <w:t xml:space="preserve">, </w:t>
-      </w:r>
-      <w:proofErr w:type="spellStart"/>
-      <w:r>
-        <w:rPr>
-          <w:lang w:val="en-US"/>
-        </w:rPr>
-        <w:t>outputStream</w:t>
-      </w:r>
-      <w:proofErr w:type="spellEnd"/>
-      <w:r>
-        <w:rPr>
-          <w:lang w:val="en-US"/>
-        </w:rPr>
-        <w:t xml:space="preserve">) → </w:t>
-      </w:r>
-      <w:proofErr w:type="spellStart"/>
-      <w:r>
-        <w:rPr>
-          <w:lang w:val="en-US"/>
-        </w:rPr>
-        <w:t>DecodeStats</w:t>
-      </w:r>
-      <w:proofErr w:type="spellEnd"/>
-      <w:r>
-        <w:rPr>
-          <w:lang w:val="en-US"/>
-        </w:rPr>
-        <w:br/>
-      </w:r>
-      <w:r>
-        <w:rPr>
-          <w:lang w:val="en-US"/>
-        </w:rPr>
-        <w:br/>
-        <w:t>2) Archive Manager API</w:t>
-      </w:r>
-      <w:r>
-        <w:rPr>
-          <w:lang w:val="en-US"/>
-        </w:rPr>
-        <w:br/>
-        <w:t xml:space="preserve">- </w:t>
-      </w:r>
-      <w:proofErr w:type="spellStart"/>
-      <w:r>
-        <w:rPr>
-          <w:lang w:val="en-US"/>
-        </w:rPr>
-        <w:t>writeArchive</w:t>
-      </w:r>
-      <w:proofErr w:type="spellEnd"/>
-      <w:r>
-        <w:rPr>
-          <w:lang w:val="en-US"/>
-        </w:rPr>
-        <w:t>(</w:t>
-      </w:r>
-      <w:proofErr w:type="spellStart"/>
-      <w:r>
-        <w:rPr>
-          <w:lang w:val="en-US"/>
-        </w:rPr>
-        <w:t>outputPath</w:t>
-      </w:r>
-      <w:proofErr w:type="spellEnd"/>
-      <w:r>
-        <w:rPr>
-          <w:lang w:val="en-US"/>
-        </w:rPr>
-        <w:t xml:space="preserve">, metadata, tree, payload) → </w:t>
-      </w:r>
-      <w:proofErr w:type="spellStart"/>
-      <w:r>
-        <w:rPr>
-          <w:lang w:val="en-US"/>
-        </w:rPr>
-        <w:t>ArchiveResult</w:t>
-      </w:r>
-      <w:proofErr w:type="spellEnd"/>
-      <w:r>
-        <w:rPr>
-          <w:lang w:val="en-US"/>
-        </w:rPr>
-        <w:br/>
-        <w:t xml:space="preserve">- </w:t>
-      </w:r>
-      <w:proofErr w:type="spellStart"/>
-      <w:r>
-        <w:rPr>
-          <w:lang w:val="en-US"/>
-        </w:rPr>
-        <w:t>readArchive</w:t>
-      </w:r>
-      <w:proofErr w:type="spellEnd"/>
-      <w:r>
-        <w:rPr>
-          <w:lang w:val="en-US"/>
-        </w:rPr>
-        <w:t>(</w:t>
-      </w:r>
-      <w:proofErr w:type="spellStart"/>
-      <w:r>
-        <w:rPr>
-          <w:lang w:val="en-US"/>
-        </w:rPr>
-        <w:t>inputPath</w:t>
-      </w:r>
-      <w:proofErr w:type="spellEnd"/>
-      <w:r>
-        <w:rPr>
-          <w:lang w:val="en-US"/>
-        </w:rPr>
-        <w:t xml:space="preserve">) → </w:t>
-      </w:r>
-      <w:proofErr w:type="spellStart"/>
-      <w:r>
-        <w:rPr>
-          <w:lang w:val="en-US"/>
-        </w:rPr>
-        <w:t>ArchiveData</w:t>
-      </w:r>
-      <w:proofErr w:type="spellEnd"/>
-      <w:r>
-        <w:rPr>
-          <w:lang w:val="en-US"/>
-        </w:rPr>
-        <w:t xml:space="preserve"> / error</w:t>
-      </w:r>
-      <w:r>
-        <w:rPr>
-          <w:lang w:val="en-US"/>
-        </w:rPr>
-        <w:br/>
-        <w:t xml:space="preserve">- </w:t>
-      </w:r>
-      <w:proofErr w:type="spellStart"/>
-      <w:r>
-        <w:rPr>
-          <w:lang w:val="en-US"/>
-        </w:rPr>
-        <w:t>validateHeader</w:t>
-      </w:r>
-      <w:proofErr w:type="spellEnd"/>
-      <w:r>
-        <w:rPr>
-          <w:lang w:val="en-US"/>
-        </w:rPr>
-        <w:t xml:space="preserve">(metadata) → </w:t>
-      </w:r>
-      <w:proofErr w:type="spellStart"/>
-      <w:r>
-        <w:rPr>
-          <w:lang w:val="en-US"/>
-        </w:rPr>
-        <w:t>ValidationResult</w:t>
-      </w:r>
-      <w:proofErr w:type="spellEnd"/>
-      <w:r>
-        <w:rPr>
-          <w:lang w:val="en-US"/>
-        </w:rPr>
-        <w:br/>
-        <w:t xml:space="preserve">- </w:t>
-      </w:r>
-      <w:proofErr w:type="spellStart"/>
-      <w:r>
-        <w:rPr>
-          <w:lang w:val="en-US"/>
-        </w:rPr>
-        <w:t>getMetadata</w:t>
-      </w:r>
-      <w:proofErr w:type="spellEnd"/>
-      <w:r>
-        <w:rPr>
-          <w:lang w:val="en-US"/>
-        </w:rPr>
-        <w:t>(</w:t>
-      </w:r>
-      <w:proofErr w:type="spellStart"/>
-      <w:r>
-        <w:rPr>
-          <w:lang w:val="en-US"/>
-        </w:rPr>
-        <w:t>inputPath</w:t>
-      </w:r>
-      <w:proofErr w:type="spellEnd"/>
-      <w:r>
-        <w:rPr>
-          <w:lang w:val="en-US"/>
-        </w:rPr>
-        <w:t xml:space="preserve">) → </w:t>
-      </w:r>
-      <w:proofErr w:type="spellStart"/>
-      <w:r>
-        <w:rPr>
-          <w:lang w:val="en-US"/>
-        </w:rPr>
-        <w:t>ArchiveMetadata</w:t>
-      </w:r>
-      <w:proofErr w:type="spellEnd"/>
-      <w:r>
-        <w:rPr>
-          <w:lang w:val="en-US"/>
-        </w:rPr>
-        <w:br/>
-      </w:r>
-      <w:r>
-        <w:rPr>
-          <w:lang w:val="en-US"/>
-        </w:rPr>
-        <w:br/>
-        <w:t>CLI commands: `compress &lt;input&gt; &lt;archive&gt;`, `decompress &lt;archive&gt; &lt;output&gt;`, `info &lt;archive&gt;`.</w:t>
-      </w:r>
-    </w:p>
-    <w:p>
-      <w:pPr>
-        <w:pStyle w:val="Heading2"/>
-      </w:pPr>
-      <w:r>
-        <w:t>4.4 Error Handling, Logging &amp; Monitoring</w:t>
-      </w:r>
-    </w:p>
-    <w:p>
-      <w:r>
-        <w:rPr>
-          <w:lang w:val="en-US"/>
-        </w:rPr>
-        <w:t>Errors use typed/result-style return values or exceptions only at module boundaries, with a single user-facing error formatter in the controller. Categories include invalid arguments, file-not-found, permission denied, invalid archive magic/version, malformed Huffman metadata, checksum mismatch, decoded-size overflow, and output-write failure. Diagnostic logs shall never contain complete file contents. Useful metrics include input/output sizes, compression ratio, operation duration, and validation result.</w:t>
-      </w:r>
-    </w:p>
-    <w:p>
-      <w:pPr>
-        <w:pStyle w:val="Heading2"/>
-      </w:pPr>
-      <w:r>
-        <w:t>4.5 UX Design</w:t>
-      </w:r>
-    </w:p>
-    <w:p>
-      <w:r>
-        <w:rPr>
-          <w:lang w:val="en-US"/>
-        </w:rPr>
-        <w:t>The command-line interface shall use consistent command syntax, concise status messages, explicit error causes, and non-zero process exit codes on failure. Help output shall list commands and required arguments. Success output shall report the output path and compression statistics. The design avoids requiring knowledge of Huffman internals for normal users.</w:t>
-      </w:r>
-    </w:p>
-    <w:p>
-      <w:pPr>
-        <w:pStyle w:val="Heading2"/>
-      </w:pPr>
-      <w:r>
-        <w:t>4.6 Open Issues &amp; Next Steps</w:t>
-      </w:r>
-    </w:p>
-    <w:p>
-      <w:r>
-        <w:t>Implement and freeze the archive binary format; complete module implementation; add unit/integration/system tests; benchmark reference files; review security validation; and update the RTM with final code/test identifiers. Possible future enhancements include standard ZIP/DEFLATE interoperability, GUI support, multi-file archives, and optional password-based encryption.</w:t>
-      </w:r>
-    </w:p>
-    <w:p>
-      <w:pPr>
-        <w:pStyle w:val="Heading1"/>
-      </w:pPr>
-      <w:r>
-        <w:t>5. Appendices</w:t>
-      </w:r>
-    </w:p>
-    <w:p>
-      <w:r>
-        <w:rPr>
-          <w:lang w:val="en-US"/>
-        </w:rPr>
-        <w:t>5.1 Glossary: Huffman tree – binary prefix-code tree; Bit stream – encoded sequence of bits; Archive – project-defined compressed file; Checksum – integrity value; CLI – command-line interface; RTM – requirement traceability matrix.</w:t>
-      </w:r>
-      <w:r>
-        <w:rPr>
-          <w:lang w:val="en-US"/>
-        </w:rPr>
-        <w:br/>
-        <w:t xml:space="preserve">5.2 References: IEEE 29148-2018; IEEE 1016-2009; Huffman (1952); project SRS; project </w:t>
-      </w:r>
-      <w:r>
-        <w:rPr>
-          <w:lang w:val="en-US"/>
-        </w:rPr>
-        <w:t>STP.</w:t>
-      </w:r>
-      <w:r>
-        <w:rPr>
-          <w:lang w:val="en-US"/>
-        </w:rPr>
-        <w:br/>
-        <w:t xml:space="preserve">5.3 Tools: </w:t>
-      </w:r>
-      <w:proofErr w:type="spellStart"/>
-      <w:r>
-        <w:rPr>
-          <w:lang w:val="en-US"/>
-        </w:rPr>
-        <w:t>Graphviz</w:t>
-      </w:r>
-      <w:proofErr w:type="spellEnd"/>
-      <w:r>
-        <w:rPr>
-          <w:lang w:val="en-US"/>
-        </w:rPr>
-        <w:t>/</w:t>
-      </w:r>
-      <w:proofErr w:type="spellStart"/>
-      <w:r>
-        <w:rPr>
-          <w:lang w:val="en-US"/>
-        </w:rPr>
-        <w:t>PlantUML</w:t>
-      </w:r>
-      <w:proofErr w:type="spellEnd"/>
-      <w:r>
-        <w:rPr>
-          <w:lang w:val="en-US"/>
-        </w:rPr>
-        <w:t xml:space="preserve"> for UML diagrams, C++17 toolchain, Git, </w:t>
-      </w:r>
-      <w:proofErr w:type="spellStart"/>
-      <w:r>
-        <w:rPr>
-          <w:lang w:val="en-US"/>
-        </w:rPr>
-        <w:t>CMake</w:t>
-      </w:r>
-      <w:proofErr w:type="spellEnd"/>
-      <w:r>
-        <w:rPr>
-          <w:lang w:val="en-US"/>
-        </w:rPr>
-        <w:t>/Make, and a unit-test framework where permitted.</w:t>
-      </w:r>
-    </w:p>
-    <w:p>
-      <w:r>
         <w:t>5.3 Test Plan / Test Case Update</w:t>
-      </w:r>
-      <w:r>
         <w:br/>
         <w:t>TC-01–TC-07 cover normal functional behavior, TC-08 covers malformed/tampered archives and integrity/security validation, TC-09 covers path traversal and overwrite protection, and TC-10 covers the measurable performance requirement. Review/build checks cover maintainability, portability, and testability.</w:t>
       </w:r>
@@ -1591,20 +1469,20 @@
     </w:p>
     <w:tbl>
       <w:tblPr>
-        <w:tblStyle w:val="NormalTable0"/>
-        <w:tblW w:w="0" w:type="auto"/>
-        <w:tblLook w:val="04A0" w:firstRow="1" w:lastRow="0" w:firstColumn="1" w:lastColumn="0" w:noHBand="0" w:noVBand="1"/>
+        <w:tblStyle w:val="TableGrid"/>
+        <w:tblW w:type="auto" w:w="0"/>
+        <w:tblLook w:firstColumn="1" w:firstRow="1" w:lastColumn="0" w:lastRow="0" w:noHBand="0" w:noVBand="1" w:val="04A0"/>
       </w:tblPr>
       <w:tblGrid>
-        <w:gridCol w:w="2082"/>
-        <w:gridCol w:w="2099"/>
-        <w:gridCol w:w="2385"/>
-        <w:gridCol w:w="2074"/>
+        <w:gridCol w:w="2160"/>
+        <w:gridCol w:w="2160"/>
+        <w:gridCol w:w="2160"/>
+        <w:gridCol w:w="2160"/>
       </w:tblGrid>
       <w:tr>
         <w:tc>
           <w:tcPr>
-            <w:tcW w:w="2160" w:type="dxa"/>
+            <w:tcW w:type="dxa" w:w="2160"/>
           </w:tcPr>
           <w:p>
             <w:r>
@@ -1618,7 +1496,7 @@
         </w:tc>
         <w:tc>
           <w:tcPr>
-            <w:tcW w:w="2160" w:type="dxa"/>
+            <w:tcW w:type="dxa" w:w="2160"/>
           </w:tcPr>
           <w:p>
             <w:r>
@@ -1632,7 +1510,7 @@
         </w:tc>
         <w:tc>
           <w:tcPr>
-            <w:tcW w:w="2160" w:type="dxa"/>
+            <w:tcW w:type="dxa" w:w="2160"/>
           </w:tcPr>
           <w:p>
             <w:r>
@@ -1646,7 +1524,7 @@
         </w:tc>
         <w:tc>
           <w:tcPr>
-            <w:tcW w:w="2160" w:type="dxa"/>
+            <w:tcW w:type="dxa" w:w="2160"/>
           </w:tcPr>
           <w:p>
             <w:r>
@@ -1662,7 +1540,7 @@
       <w:tr>
         <w:tc>
           <w:tcPr>
-            <w:tcW w:w="2160" w:type="dxa"/>
+            <w:tcW w:type="dxa" w:w="2160"/>
           </w:tcPr>
           <w:p>
             <w:r>
@@ -1675,7 +1553,7 @@
         </w:tc>
         <w:tc>
           <w:tcPr>
-            <w:tcW w:w="2160" w:type="dxa"/>
+            <w:tcW w:type="dxa" w:w="2160"/>
           </w:tcPr>
           <w:p>
             <w:r>
@@ -1688,7 +1566,7 @@
         </w:tc>
         <w:tc>
           <w:tcPr>
-            <w:tcW w:w="2160" w:type="dxa"/>
+            <w:tcW w:type="dxa" w:w="2160"/>
           </w:tcPr>
           <w:p>
             <w:r>
@@ -1701,7 +1579,7 @@
         </w:tc>
         <w:tc>
           <w:tcPr>
-            <w:tcW w:w="2160" w:type="dxa"/>
+            <w:tcW w:type="dxa" w:w="2160"/>
           </w:tcPr>
           <w:p>
             <w:r>
@@ -1716,7 +1594,7 @@
       <w:tr>
         <w:tc>
           <w:tcPr>
-            <w:tcW w:w="2160" w:type="dxa"/>
+            <w:tcW w:type="dxa" w:w="2160"/>
           </w:tcPr>
           <w:p>
             <w:r>
@@ -1729,7 +1607,7 @@
         </w:tc>
         <w:tc>
           <w:tcPr>
-            <w:tcW w:w="2160" w:type="dxa"/>
+            <w:tcW w:type="dxa" w:w="2160"/>
           </w:tcPr>
           <w:p>
             <w:r>
@@ -1742,7 +1620,7 @@
         </w:tc>
         <w:tc>
           <w:tcPr>
-            <w:tcW w:w="2160" w:type="dxa"/>
+            <w:tcW w:type="dxa" w:w="2160"/>
           </w:tcPr>
           <w:p>
             <w:r>
@@ -1755,7 +1633,7 @@
         </w:tc>
         <w:tc>
           <w:tcPr>
-            <w:tcW w:w="2160" w:type="dxa"/>
+            <w:tcW w:type="dxa" w:w="2160"/>
           </w:tcPr>
           <w:p>
             <w:r>
@@ -1770,7 +1648,7 @@
       <w:tr>
         <w:tc>
           <w:tcPr>
-            <w:tcW w:w="2160" w:type="dxa"/>
+            <w:tcW w:type="dxa" w:w="2160"/>
           </w:tcPr>
           <w:p>
             <w:r>
@@ -1783,7 +1661,7 @@
         </w:tc>
         <w:tc>
           <w:tcPr>
-            <w:tcW w:w="2160" w:type="dxa"/>
+            <w:tcW w:type="dxa" w:w="2160"/>
           </w:tcPr>
           <w:p>
             <w:r>
@@ -1796,7 +1674,7 @@
         </w:tc>
         <w:tc>
           <w:tcPr>
-            <w:tcW w:w="2160" w:type="dxa"/>
+            <w:tcW w:type="dxa" w:w="2160"/>
           </w:tcPr>
           <w:p>
             <w:r>
@@ -1809,7 +1687,7 @@
         </w:tc>
         <w:tc>
           <w:tcPr>
-            <w:tcW w:w="2160" w:type="dxa"/>
+            <w:tcW w:type="dxa" w:w="2160"/>
           </w:tcPr>
           <w:p>
             <w:r>
@@ -1824,7 +1702,7 @@
       <w:tr>
         <w:tc>
           <w:tcPr>
-            <w:tcW w:w="2160" w:type="dxa"/>
+            <w:tcW w:type="dxa" w:w="2160"/>
           </w:tcPr>
           <w:p>
             <w:r>
@@ -1837,7 +1715,7 @@
         </w:tc>
         <w:tc>
           <w:tcPr>
-            <w:tcW w:w="2160" w:type="dxa"/>
+            <w:tcW w:type="dxa" w:w="2160"/>
           </w:tcPr>
           <w:p>
             <w:r>
@@ -1850,28 +1728,20 @@
         </w:tc>
         <w:tc>
           <w:tcPr>
-            <w:tcW w:w="2160" w:type="dxa"/>
-          </w:tcPr>
-          <w:p>
-            <w:proofErr w:type="spellStart"/>
-            <w:r>
-              <w:rPr>
-                <w:sz w:val="16"/>
-              </w:rPr>
-              <w:t>BitWriter</w:t>
-            </w:r>
-            <w:proofErr w:type="spellEnd"/>
-            <w:r>
-              <w:rPr>
-                <w:sz w:val="16"/>
-              </w:rPr>
-              <w:t xml:space="preserve"> + encoder</w:t>
-            </w:r>
-          </w:p>
-        </w:tc>
-        <w:tc>
-          <w:tcPr>
-            <w:tcW w:w="2160" w:type="dxa"/>
+            <w:tcW w:type="dxa" w:w="2160"/>
+          </w:tcPr>
+          <w:p>
+            <w:r>
+              <w:rPr>
+                <w:sz w:val="16"/>
+              </w:rPr>
+              <w:t>BitWriter + encoder</w:t>
+            </w:r>
+          </w:p>
+        </w:tc>
+        <w:tc>
+          <w:tcPr>
+            <w:tcW w:type="dxa" w:w="2160"/>
           </w:tcPr>
           <w:p>
             <w:r>
@@ -1886,7 +1756,7 @@
       <w:tr>
         <w:tc>
           <w:tcPr>
-            <w:tcW w:w="2160" w:type="dxa"/>
+            <w:tcW w:type="dxa" w:w="2160"/>
           </w:tcPr>
           <w:p>
             <w:r>
@@ -1899,7 +1769,7 @@
         </w:tc>
         <w:tc>
           <w:tcPr>
-            <w:tcW w:w="2160" w:type="dxa"/>
+            <w:tcW w:type="dxa" w:w="2160"/>
           </w:tcPr>
           <w:p>
             <w:r>
@@ -1912,7 +1782,7 @@
         </w:tc>
         <w:tc>
           <w:tcPr>
-            <w:tcW w:w="2160" w:type="dxa"/>
+            <w:tcW w:type="dxa" w:w="2160"/>
           </w:tcPr>
           <w:p>
             <w:r>
@@ -1925,7 +1795,7 @@
         </w:tc>
         <w:tc>
           <w:tcPr>
-            <w:tcW w:w="2160" w:type="dxa"/>
+            <w:tcW w:type="dxa" w:w="2160"/>
           </w:tcPr>
           <w:p>
             <w:r>
@@ -1940,7 +1810,7 @@
       <w:tr>
         <w:tc>
           <w:tcPr>
-            <w:tcW w:w="2160" w:type="dxa"/>
+            <w:tcW w:type="dxa" w:w="2160"/>
           </w:tcPr>
           <w:p>
             <w:r>
@@ -1953,7 +1823,7 @@
         </w:tc>
         <w:tc>
           <w:tcPr>
-            <w:tcW w:w="2160" w:type="dxa"/>
+            <w:tcW w:type="dxa" w:w="2160"/>
           </w:tcPr>
           <w:p>
             <w:r>
@@ -1966,7 +1836,7 @@
         </w:tc>
         <w:tc>
           <w:tcPr>
-            <w:tcW w:w="2160" w:type="dxa"/>
+            <w:tcW w:type="dxa" w:w="2160"/>
           </w:tcPr>
           <w:p>
             <w:r>
@@ -1979,7 +1849,7 @@
         </w:tc>
         <w:tc>
           <w:tcPr>
-            <w:tcW w:w="2160" w:type="dxa"/>
+            <w:tcW w:type="dxa" w:w="2160"/>
           </w:tcPr>
           <w:p>
             <w:r>
@@ -1994,7 +1864,7 @@
       <w:tr>
         <w:tc>
           <w:tcPr>
-            <w:tcW w:w="2160" w:type="dxa"/>
+            <w:tcW w:type="dxa" w:w="2160"/>
           </w:tcPr>
           <w:p>
             <w:r>
@@ -2007,7 +1877,7 @@
         </w:tc>
         <w:tc>
           <w:tcPr>
-            <w:tcW w:w="2160" w:type="dxa"/>
+            <w:tcW w:type="dxa" w:w="2160"/>
           </w:tcPr>
           <w:p>
             <w:r>
@@ -2020,7 +1890,7 @@
         </w:tc>
         <w:tc>
           <w:tcPr>
-            <w:tcW w:w="2160" w:type="dxa"/>
+            <w:tcW w:type="dxa" w:w="2160"/>
           </w:tcPr>
           <w:p>
             <w:r>
@@ -2033,7 +1903,7 @@
         </w:tc>
         <w:tc>
           <w:tcPr>
-            <w:tcW w:w="2160" w:type="dxa"/>
+            <w:tcW w:type="dxa" w:w="2160"/>
           </w:tcPr>
           <w:p>
             <w:r>
@@ -2048,7 +1918,7 @@
       <w:tr>
         <w:tc>
           <w:tcPr>
-            <w:tcW w:w="2160" w:type="dxa"/>
+            <w:tcW w:type="dxa" w:w="2160"/>
           </w:tcPr>
           <w:p>
             <w:r>
@@ -2061,7 +1931,7 @@
         </w:tc>
         <w:tc>
           <w:tcPr>
-            <w:tcW w:w="2160" w:type="dxa"/>
+            <w:tcW w:type="dxa" w:w="2160"/>
           </w:tcPr>
           <w:p>
             <w:r>
@@ -2074,7 +1944,7 @@
         </w:tc>
         <w:tc>
           <w:tcPr>
-            <w:tcW w:w="2160" w:type="dxa"/>
+            <w:tcW w:type="dxa" w:w="2160"/>
           </w:tcPr>
           <w:p>
             <w:r>
@@ -2087,7 +1957,7 @@
         </w:tc>
         <w:tc>
           <w:tcPr>
-            <w:tcW w:w="2160" w:type="dxa"/>
+            <w:tcW w:type="dxa" w:w="2160"/>
           </w:tcPr>
           <w:p>
             <w:r>
@@ -2102,7 +1972,7 @@
       <w:tr>
         <w:tc>
           <w:tcPr>
-            <w:tcW w:w="2160" w:type="dxa"/>
+            <w:tcW w:type="dxa" w:w="2160"/>
           </w:tcPr>
           <w:p>
             <w:r>
@@ -2115,7 +1985,7 @@
         </w:tc>
         <w:tc>
           <w:tcPr>
-            <w:tcW w:w="2160" w:type="dxa"/>
+            <w:tcW w:type="dxa" w:w="2160"/>
           </w:tcPr>
           <w:p>
             <w:r>
@@ -2128,7 +1998,7 @@
         </w:tc>
         <w:tc>
           <w:tcPr>
-            <w:tcW w:w="2160" w:type="dxa"/>
+            <w:tcW w:type="dxa" w:w="2160"/>
           </w:tcPr>
           <w:p>
             <w:r>
@@ -2141,7 +2011,7 @@
         </w:tc>
         <w:tc>
           <w:tcPr>
-            <w:tcW w:w="2160" w:type="dxa"/>
+            <w:tcW w:type="dxa" w:w="2160"/>
           </w:tcPr>
           <w:p>
             <w:r>
@@ -2156,7 +2026,7 @@
       <w:tr>
         <w:tc>
           <w:tcPr>
-            <w:tcW w:w="2160" w:type="dxa"/>
+            <w:tcW w:type="dxa" w:w="2160"/>
           </w:tcPr>
           <w:p>
             <w:r>
@@ -2169,7 +2039,7 @@
         </w:tc>
         <w:tc>
           <w:tcPr>
-            <w:tcW w:w="2160" w:type="dxa"/>
+            <w:tcW w:type="dxa" w:w="2160"/>
           </w:tcPr>
           <w:p>
             <w:r>
@@ -2182,7 +2052,7 @@
         </w:tc>
         <w:tc>
           <w:tcPr>
-            <w:tcW w:w="2160" w:type="dxa"/>
+            <w:tcW w:type="dxa" w:w="2160"/>
           </w:tcPr>
           <w:p>
             <w:r>
@@ -2195,7 +2065,7 @@
         </w:tc>
         <w:tc>
           <w:tcPr>
-            <w:tcW w:w="2160" w:type="dxa"/>
+            <w:tcW w:type="dxa" w:w="2160"/>
           </w:tcPr>
           <w:p>
             <w:r>
@@ -2210,7 +2080,7 @@
       <w:tr>
         <w:tc>
           <w:tcPr>
-            <w:tcW w:w="2160" w:type="dxa"/>
+            <w:tcW w:type="dxa" w:w="2160"/>
           </w:tcPr>
           <w:p>
             <w:r>
@@ -2220,7 +2090,7 @@
         </w:tc>
         <w:tc>
           <w:tcPr>
-            <w:tcW w:w="2160" w:type="dxa"/>
+            <w:tcW w:type="dxa" w:w="2160"/>
           </w:tcPr>
           <w:p>
             <w:r>
@@ -2230,7 +2100,7 @@
         </w:tc>
         <w:tc>
           <w:tcPr>
-            <w:tcW w:w="2160" w:type="dxa"/>
+            <w:tcW w:type="dxa" w:w="2160"/>
           </w:tcPr>
           <w:p>
             <w:r>
@@ -2240,7 +2110,7 @@
         </w:tc>
         <w:tc>
           <w:tcPr>
-            <w:tcW w:w="2160" w:type="dxa"/>
+            <w:tcW w:type="dxa" w:w="2160"/>
           </w:tcPr>
           <w:p>
             <w:r>
@@ -2252,7 +2122,7 @@
       <w:tr>
         <w:tc>
           <w:tcPr>
-            <w:tcW w:w="2160" w:type="dxa"/>
+            <w:tcW w:type="dxa" w:w="2160"/>
           </w:tcPr>
           <w:p>
             <w:r>
@@ -2262,7 +2132,7 @@
         </w:tc>
         <w:tc>
           <w:tcPr>
-            <w:tcW w:w="2160" w:type="dxa"/>
+            <w:tcW w:type="dxa" w:w="2160"/>
           </w:tcPr>
           <w:p>
             <w:r>
@@ -2272,7 +2142,7 @@
         </w:tc>
         <w:tc>
           <w:tcPr>
-            <w:tcW w:w="2160" w:type="dxa"/>
+            <w:tcW w:type="dxa" w:w="2160"/>
           </w:tcPr>
           <w:p>
             <w:r>
@@ -2282,7 +2152,7 @@
         </w:tc>
         <w:tc>
           <w:tcPr>
-            <w:tcW w:w="2160" w:type="dxa"/>
+            <w:tcW w:type="dxa" w:w="2160"/>
           </w:tcPr>
           <w:p>
             <w:r>
@@ -2294,7 +2164,7 @@
       <w:tr>
         <w:tc>
           <w:tcPr>
-            <w:tcW w:w="2160" w:type="dxa"/>
+            <w:tcW w:type="dxa" w:w="2160"/>
           </w:tcPr>
           <w:p>
             <w:r>
@@ -2304,7 +2174,7 @@
         </w:tc>
         <w:tc>
           <w:tcPr>
-            <w:tcW w:w="2160" w:type="dxa"/>
+            <w:tcW w:type="dxa" w:w="2160"/>
           </w:tcPr>
           <w:p>
             <w:r>
@@ -2314,7 +2184,7 @@
         </w:tc>
         <w:tc>
           <w:tcPr>
-            <w:tcW w:w="2160" w:type="dxa"/>
+            <w:tcW w:type="dxa" w:w="2160"/>
           </w:tcPr>
           <w:p>
             <w:r>
@@ -2324,7 +2194,7 @@
         </w:tc>
         <w:tc>
           <w:tcPr>
-            <w:tcW w:w="2160" w:type="dxa"/>
+            <w:tcW w:type="dxa" w:w="2160"/>
           </w:tcPr>
           <w:p>
             <w:r>
@@ -2336,7 +2206,7 @@
       <w:tr>
         <w:tc>
           <w:tcPr>
-            <w:tcW w:w="2160" w:type="dxa"/>
+            <w:tcW w:type="dxa" w:w="2160"/>
           </w:tcPr>
           <w:p>
             <w:r>
@@ -2346,7 +2216,7 @@
         </w:tc>
         <w:tc>
           <w:tcPr>
-            <w:tcW w:w="2160" w:type="dxa"/>
+            <w:tcW w:type="dxa" w:w="2160"/>
           </w:tcPr>
           <w:p>
             <w:r>
@@ -2356,7 +2226,7 @@
         </w:tc>
         <w:tc>
           <w:tcPr>
-            <w:tcW w:w="2160" w:type="dxa"/>
+            <w:tcW w:type="dxa" w:w="2160"/>
           </w:tcPr>
           <w:p>
             <w:r>
@@ -2366,7 +2236,7 @@
         </w:tc>
         <w:tc>
           <w:tcPr>
-            <w:tcW w:w="2160" w:type="dxa"/>
+            <w:tcW w:type="dxa" w:w="2160"/>
           </w:tcPr>
           <w:p>
             <w:r>
@@ -2378,7 +2248,7 @@
       <w:tr>
         <w:tc>
           <w:tcPr>
-            <w:tcW w:w="2160" w:type="dxa"/>
+            <w:tcW w:type="dxa" w:w="2160"/>
           </w:tcPr>
           <w:p>
             <w:r>
@@ -2388,7 +2258,7 @@
         </w:tc>
         <w:tc>
           <w:tcPr>
-            <w:tcW w:w="2160" w:type="dxa"/>
+            <w:tcW w:type="dxa" w:w="2160"/>
           </w:tcPr>
           <w:p>
             <w:r>
@@ -2398,7 +2268,7 @@
         </w:tc>
         <w:tc>
           <w:tcPr>
-            <w:tcW w:w="2160" w:type="dxa"/>
+            <w:tcW w:type="dxa" w:w="2160"/>
           </w:tcPr>
           <w:p>
             <w:r>
@@ -2408,7 +2278,7 @@
         </w:tc>
         <w:tc>
           <w:tcPr>
-            <w:tcW w:w="2160" w:type="dxa"/>
+            <w:tcW w:type="dxa" w:w="2160"/>
           </w:tcPr>
           <w:p>
             <w:r>
@@ -2420,7 +2290,7 @@
       <w:tr>
         <w:tc>
           <w:tcPr>
-            <w:tcW w:w="2160" w:type="dxa"/>
+            <w:tcW w:type="dxa" w:w="2160"/>
           </w:tcPr>
           <w:p>
             <w:r>
@@ -2430,7 +2300,7 @@
         </w:tc>
         <w:tc>
           <w:tcPr>
-            <w:tcW w:w="2160" w:type="dxa"/>
+            <w:tcW w:type="dxa" w:w="2160"/>
           </w:tcPr>
           <w:p>
             <w:r>
@@ -2440,7 +2310,7 @@
         </w:tc>
         <w:tc>
           <w:tcPr>
-            <w:tcW w:w="2160" w:type="dxa"/>
+            <w:tcW w:type="dxa" w:w="2160"/>
           </w:tcPr>
           <w:p>
             <w:r>
@@ -2450,7 +2320,7 @@
         </w:tc>
         <w:tc>
           <w:tcPr>
-            <w:tcW w:w="2160" w:type="dxa"/>
+            <w:tcW w:type="dxa" w:w="2160"/>
           </w:tcPr>
           <w:p>
             <w:r>
@@ -2462,7 +2332,7 @@
       <w:tr>
         <w:tc>
           <w:tcPr>
-            <w:tcW w:w="2160" w:type="dxa"/>
+            <w:tcW w:type="dxa" w:w="2160"/>
           </w:tcPr>
           <w:p>
             <w:r>
@@ -2472,7 +2342,7 @@
         </w:tc>
         <w:tc>
           <w:tcPr>
-            <w:tcW w:w="2160" w:type="dxa"/>
+            <w:tcW w:type="dxa" w:w="2160"/>
           </w:tcPr>
           <w:p>
             <w:r>
@@ -2482,7 +2352,7 @@
         </w:tc>
         <w:tc>
           <w:tcPr>
-            <w:tcW w:w="2160" w:type="dxa"/>
+            <w:tcW w:type="dxa" w:w="2160"/>
           </w:tcPr>
           <w:p>
             <w:r>
@@ -2492,7 +2362,7 @@
         </w:tc>
         <w:tc>
           <w:tcPr>
-            <w:tcW w:w="2160" w:type="dxa"/>
+            <w:tcW w:type="dxa" w:w="2160"/>
           </w:tcPr>
           <w:p>
             <w:r>
@@ -2504,7 +2374,7 @@
       <w:tr>
         <w:tc>
           <w:tcPr>
-            <w:tcW w:w="2160" w:type="dxa"/>
+            <w:tcW w:type="dxa" w:w="2160"/>
           </w:tcPr>
           <w:p>
             <w:r>
@@ -2514,7 +2384,7 @@
         </w:tc>
         <w:tc>
           <w:tcPr>
-            <w:tcW w:w="2160" w:type="dxa"/>
+            <w:tcW w:type="dxa" w:w="2160"/>
           </w:tcPr>
           <w:p>
             <w:r>
@@ -2524,7 +2394,7 @@
         </w:tc>
         <w:tc>
           <w:tcPr>
-            <w:tcW w:w="2160" w:type="dxa"/>
+            <w:tcW w:type="dxa" w:w="2160"/>
           </w:tcPr>
           <w:p>
             <w:r>
@@ -2534,7 +2404,7 @@
         </w:tc>
         <w:tc>
           <w:tcPr>
-            <w:tcW w:w="2160" w:type="dxa"/>
+            <w:tcW w:type="dxa" w:w="2160"/>
           </w:tcPr>
           <w:p>
             <w:r>
@@ -2546,7 +2416,7 @@
       <w:tr>
         <w:tc>
           <w:tcPr>
-            <w:tcW w:w="2160" w:type="dxa"/>
+            <w:tcW w:type="dxa" w:w="2160"/>
           </w:tcPr>
           <w:p>
             <w:r>
@@ -2556,7 +2426,7 @@
         </w:tc>
         <w:tc>
           <w:tcPr>
-            <w:tcW w:w="2160" w:type="dxa"/>
+            <w:tcW w:type="dxa" w:w="2160"/>
           </w:tcPr>
           <w:p>
             <w:r>
@@ -2566,7 +2436,7 @@
         </w:tc>
         <w:tc>
           <w:tcPr>
-            <w:tcW w:w="2160" w:type="dxa"/>
+            <w:tcW w:type="dxa" w:w="2160"/>
           </w:tcPr>
           <w:p>
             <w:r>
@@ -2576,7 +2446,7 @@
         </w:tc>
         <w:tc>
           <w:tcPr>
-            <w:tcW w:w="2160" w:type="dxa"/>
+            <w:tcW w:type="dxa" w:w="2160"/>
           </w:tcPr>
           <w:p>
             <w:r>
@@ -2588,7 +2458,7 @@
       <w:tr>
         <w:tc>
           <w:tcPr>
-            <w:tcW w:w="2160" w:type="dxa"/>
+            <w:tcW w:type="dxa" w:w="2160"/>
           </w:tcPr>
           <w:p>
             <w:r>
@@ -2598,7 +2468,7 @@
         </w:tc>
         <w:tc>
           <w:tcPr>
-            <w:tcW w:w="2160" w:type="dxa"/>
+            <w:tcW w:type="dxa" w:w="2160"/>
           </w:tcPr>
           <w:p>
             <w:r>
@@ -2608,7 +2478,7 @@
         </w:tc>
         <w:tc>
           <w:tcPr>
-            <w:tcW w:w="2160" w:type="dxa"/>
+            <w:tcW w:type="dxa" w:w="2160"/>
           </w:tcPr>
           <w:p>
             <w:r>
@@ -2618,7 +2488,7 @@
         </w:tc>
         <w:tc>
           <w:tcPr>
-            <w:tcW w:w="2160" w:type="dxa"/>
+            <w:tcW w:type="dxa" w:w="2160"/>
           </w:tcPr>
           <w:p>
             <w:r>
@@ -2630,7 +2500,7 @@
       <w:tr>
         <w:tc>
           <w:tcPr>
-            <w:tcW w:w="2160" w:type="dxa"/>
+            <w:tcW w:type="dxa" w:w="2160"/>
           </w:tcPr>
           <w:p>
             <w:r>
@@ -2640,7 +2510,7 @@
         </w:tc>
         <w:tc>
           <w:tcPr>
-            <w:tcW w:w="2160" w:type="dxa"/>
+            <w:tcW w:type="dxa" w:w="2160"/>
           </w:tcPr>
           <w:p>
             <w:r>
@@ -2650,7 +2520,7 @@
         </w:tc>
         <w:tc>
           <w:tcPr>
-            <w:tcW w:w="2160" w:type="dxa"/>
+            <w:tcW w:type="dxa" w:w="2160"/>
           </w:tcPr>
           <w:p>
             <w:r>
@@ -2660,7 +2530,7 @@
         </w:tc>
         <w:tc>
           <w:tcPr>
-            <w:tcW w:w="2160" w:type="dxa"/>
+            <w:tcW w:type="dxa" w:w="2160"/>
           </w:tcPr>
           <w:p>
             <w:r>
@@ -2672,7 +2542,7 @@
       <w:tr>
         <w:tc>
           <w:tcPr>
-            <w:tcW w:w="2160" w:type="dxa"/>
+            <w:tcW w:type="dxa" w:w="2160"/>
           </w:tcPr>
           <w:p>
             <w:r>
@@ -2682,7 +2552,7 @@
         </w:tc>
         <w:tc>
           <w:tcPr>
-            <w:tcW w:w="2160" w:type="dxa"/>
+            <w:tcW w:type="dxa" w:w="2160"/>
           </w:tcPr>
           <w:p>
             <w:r>
@@ -2692,7 +2562,7 @@
         </w:tc>
         <w:tc>
           <w:tcPr>
-            <w:tcW w:w="2160" w:type="dxa"/>
+            <w:tcW w:type="dxa" w:w="2160"/>
           </w:tcPr>
           <w:p>
             <w:r>
@@ -2702,7 +2572,7 @@
         </w:tc>
         <w:tc>
           <w:tcPr>
-            <w:tcW w:w="2160" w:type="dxa"/>
+            <w:tcW w:type="dxa" w:w="2160"/>
           </w:tcPr>
           <w:p>
             <w:r>
@@ -2714,7 +2584,7 @@
       <w:tr>
         <w:tc>
           <w:tcPr>
-            <w:tcW w:w="2160" w:type="dxa"/>
+            <w:tcW w:type="dxa" w:w="2160"/>
           </w:tcPr>
           <w:p>
             <w:r>
@@ -2724,7 +2594,7 @@
         </w:tc>
         <w:tc>
           <w:tcPr>
-            <w:tcW w:w="2160" w:type="dxa"/>
+            <w:tcW w:type="dxa" w:w="2160"/>
           </w:tcPr>
           <w:p>
             <w:r>
@@ -2734,7 +2604,7 @@
         </w:tc>
         <w:tc>
           <w:tcPr>
-            <w:tcW w:w="2160" w:type="dxa"/>
+            <w:tcW w:type="dxa" w:w="2160"/>
           </w:tcPr>
           <w:p>
             <w:r>
@@ -2744,7 +2614,7 @@
         </w:tc>
         <w:tc>
           <w:tcPr>
-            <w:tcW w:w="2160" w:type="dxa"/>
+            <w:tcW w:type="dxa" w:w="2160"/>
           </w:tcPr>
           <w:p>
             <w:r>
@@ -2756,7 +2626,7 @@
       <w:tr>
         <w:tc>
           <w:tcPr>
-            <w:tcW w:w="2160" w:type="dxa"/>
+            <w:tcW w:type="dxa" w:w="2160"/>
           </w:tcPr>
           <w:p>
             <w:r>
@@ -2766,7 +2636,7 @@
         </w:tc>
         <w:tc>
           <w:tcPr>
-            <w:tcW w:w="2160" w:type="dxa"/>
+            <w:tcW w:type="dxa" w:w="2160"/>
           </w:tcPr>
           <w:p>
             <w:r>
@@ -2776,7 +2646,7 @@
         </w:tc>
         <w:tc>
           <w:tcPr>
-            <w:tcW w:w="2160" w:type="dxa"/>
+            <w:tcW w:type="dxa" w:w="2160"/>
           </w:tcPr>
           <w:p>
             <w:r>
@@ -2786,7 +2656,7 @@
         </w:tc>
         <w:tc>
           <w:tcPr>
-            <w:tcW w:w="2160" w:type="dxa"/>
+            <w:tcW w:type="dxa" w:w="2160"/>
           </w:tcPr>
           <w:p>
             <w:r>
@@ -2798,7 +2668,7 @@
       <w:tr>
         <w:tc>
           <w:tcPr>
-            <w:tcW w:w="2160" w:type="dxa"/>
+            <w:tcW w:type="dxa" w:w="2160"/>
           </w:tcPr>
           <w:p>
             <w:r>
@@ -2808,7 +2678,7 @@
         </w:tc>
         <w:tc>
           <w:tcPr>
-            <w:tcW w:w="2160" w:type="dxa"/>
+            <w:tcW w:type="dxa" w:w="2160"/>
           </w:tcPr>
           <w:p>
             <w:r>
@@ -2818,7 +2688,7 @@
         </w:tc>
         <w:tc>
           <w:tcPr>
-            <w:tcW w:w="2160" w:type="dxa"/>
+            <w:tcW w:type="dxa" w:w="2160"/>
           </w:tcPr>
           <w:p>
             <w:r>
@@ -2828,7 +2698,7 @@
         </w:tc>
         <w:tc>
           <w:tcPr>
-            <w:tcW w:w="2160" w:type="dxa"/>
+            <w:tcW w:type="dxa" w:w="2160"/>
           </w:tcPr>
           <w:p>
             <w:r>
@@ -2840,7 +2710,7 @@
       <w:tr>
         <w:tc>
           <w:tcPr>
-            <w:tcW w:w="2160" w:type="dxa"/>
+            <w:tcW w:type="dxa" w:w="2160"/>
           </w:tcPr>
           <w:p>
             <w:r>
@@ -2850,7 +2720,7 @@
         </w:tc>
         <w:tc>
           <w:tcPr>
-            <w:tcW w:w="2160" w:type="dxa"/>
+            <w:tcW w:type="dxa" w:w="2160"/>
           </w:tcPr>
           <w:p>
             <w:r>
@@ -2860,7 +2730,7 @@
         </w:tc>
         <w:tc>
           <w:tcPr>
-            <w:tcW w:w="2160" w:type="dxa"/>
+            <w:tcW w:type="dxa" w:w="2160"/>
           </w:tcPr>
           <w:p>
             <w:r>
@@ -2870,7 +2740,7 @@
         </w:tc>
         <w:tc>
           <w:tcPr>
-            <w:tcW w:w="2160" w:type="dxa"/>
+            <w:tcW w:type="dxa" w:w="2160"/>
           </w:tcPr>
           <w:p>
             <w:r>
@@ -2882,7 +2752,7 @@
       <w:tr>
         <w:tc>
           <w:tcPr>
-            <w:tcW w:w="2160" w:type="dxa"/>
+            <w:tcW w:type="dxa" w:w="2160"/>
           </w:tcPr>
           <w:p>
             <w:r>
@@ -2892,7 +2762,7 @@
         </w:tc>
         <w:tc>
           <w:tcPr>
-            <w:tcW w:w="2160" w:type="dxa"/>
+            <w:tcW w:type="dxa" w:w="2160"/>
           </w:tcPr>
           <w:p>
             <w:r>
@@ -2902,7 +2772,7 @@
         </w:tc>
         <w:tc>
           <w:tcPr>
-            <w:tcW w:w="2160" w:type="dxa"/>
+            <w:tcW w:type="dxa" w:w="2160"/>
           </w:tcPr>
           <w:p>
             <w:r>
@@ -2912,7 +2782,7 @@
         </w:tc>
         <w:tc>
           <w:tcPr>
-            <w:tcW w:w="2160" w:type="dxa"/>
+            <w:tcW w:type="dxa" w:w="2160"/>
           </w:tcPr>
           <w:p>
             <w:r>
@@ -2924,46 +2794,28 @@
     </w:tbl>
     <w:p/>
     <w:sectPr>
-      <w:headerReference w:type="default" r:id="rId13"/>
-      <w:footerReference w:type="default" r:id="rId14"/>
-      <w:pgSz w:w="12240" w:h="15840"/>
-      <w:pgMar w:top="1440" w:right="1800" w:bottom="1440" w:left="1800" w:header="720" w:footer="720" w:gutter="0"/>
+      <w:pgSz w:w="12240" w:h="15840" w:orient="portrait"/>
+      <w:pgMar w:top="1440" w:right="1800" w:bottom="1440" w:left="1800" w:header="720" w:footer="720"/>
       <w:pgNumType w:start="1"/>
-      <w:cols w:space="720"/>
+      <w:cols w:num="1"/>
     </w:sectPr>
   </w:body>
 </w:document>
 </file>
 
-<file path=word/footer1.xml><?xml version="1.0" encoding="utf-8"?>
-<w:ftr xmlns:m="http://schemas.openxmlformats.org/officeDocument/2006/math" xmlns:mc="http://schemas.openxmlformats.org/markup-compatibility/2006" xmlns:mo="http://schemas.microsoft.com/office/mac/office/2008/main" xmlns:mv="urn:schemas-microsoft-com:mac:vml" xmlns:o="urn:schemas-microsoft-com:office:office" xmlns:r="http://schemas.openxmlformats.org/officeDocument/2006/relationships" xmlns:v="urn:schemas-microsoft-com:vml" xmlns:w10="urn:schemas-microsoft-com:office:word" xmlns:w14="http://schemas.microsoft.com/office/word/2010/wordml" xmlns:w="http://schemas.openxmlformats.org/wordprocessingml/2006/main" xmlns:wne="http://schemas.microsoft.com/office/word/2006/wordml" xmlns:wp14="http://schemas.microsoft.com/office/word/2010/wordprocessingDrawing" xmlns:wp="http://schemas.openxmlformats.org/drawingml/2006/wordprocessingDrawing" xmlns:wpc="http://schemas.microsoft.com/office/word/2010/wordprocessingCanvas" xmlns:wpg="http://schemas.microsoft.com/office/word/2010/wordprocessingGroup" xmlns:wpi="http://schemas.microsoft.com/office/word/2010/wordprocessingInk" xmlns:wps="http://schemas.microsoft.com/office/word/2010/wordprocessingShape" mc:Ignorable="w14 wp14">
-  <w:p>
-    <w:pPr>
-      <w:pStyle w:val="Footer"/>
-    </w:pPr>
-  </w:p>
-</w:ftr>
-</file>
-
-<file path=word/header1.xml><?xml version="1.0" encoding="utf-8"?>
-<w:hdr xmlns:m="http://schemas.openxmlformats.org/officeDocument/2006/math" xmlns:mc="http://schemas.openxmlformats.org/markup-compatibility/2006" xmlns:mo="http://schemas.microsoft.com/office/mac/office/2008/main" xmlns:mv="urn:schemas-microsoft-com:mac:vml" xmlns:o="urn:schemas-microsoft-com:office:office" xmlns:r="http://schemas.openxmlformats.org/officeDocument/2006/relationships" xmlns:v="urn:schemas-microsoft-com:vml" xmlns:w10="urn:schemas-microsoft-com:office:word" xmlns:w14="http://schemas.microsoft.com/office/word/2010/wordml" xmlns:w="http://schemas.openxmlformats.org/wordprocessingml/2006/main" xmlns:wne="http://schemas.microsoft.com/office/word/2006/wordml" xmlns:wp14="http://schemas.microsoft.com/office/word/2010/wordprocessingDrawing" xmlns:wp="http://schemas.openxmlformats.org/drawingml/2006/wordprocessingDrawing" xmlns:wpc="http://schemas.microsoft.com/office/word/2010/wordprocessingCanvas" xmlns:wpg="http://schemas.microsoft.com/office/word/2010/wordprocessingGroup" xmlns:wpi="http://schemas.microsoft.com/office/word/2010/wordprocessingInk" xmlns:wps="http://schemas.microsoft.com/office/word/2010/wordprocessingShape" mc:Ignorable="w14 wp14">
-  <w:p>
-    <w:pPr>
-      <w:pStyle w:val="Header"/>
-    </w:pPr>
-  </w:p>
-</w:hdr>
+<file path=word/numbering.xml><?xml version="1.0" encoding="utf-8"?>
+<w:numbering xmlns:mc="http://schemas.openxmlformats.org/markup-compatibility/2006" xmlns:o="urn:schemas-microsoft-com:office:office" xmlns:r="http://schemas.openxmlformats.org/officeDocument/2006/relationships" xmlns:m="http://schemas.openxmlformats.org/officeDocument/2006/math" xmlns:v="urn:schemas-microsoft-com:vml" xmlns:wp="http://schemas.openxmlformats.org/drawingml/2006/wordprocessingDrawing" xmlns:w10="urn:schemas-microsoft-com:office:word" xmlns:w="http://schemas.openxmlformats.org/wordprocessingml/2006/main" xmlns:wne="http://schemas.microsoft.com/office/word/2006/wordml" xmlns:sl="http://schemas.openxmlformats.org/schemaLibrary/2006/main" xmlns:a="http://schemas.openxmlformats.org/drawingml/2006/main" xmlns:pic="http://schemas.openxmlformats.org/drawingml/2006/picture" xmlns:c="http://schemas.openxmlformats.org/drawingml/2006/chart" xmlns:lc="http://schemas.openxmlformats.org/drawingml/2006/lockedCanvas" xmlns:dgm="http://schemas.openxmlformats.org/drawingml/2006/diagram" xmlns:wps="http://schemas.microsoft.com/office/word/2010/wordprocessingShape" xmlns:wpg="http://schemas.microsoft.com/office/word/2010/wordprocessingGroup" xmlns:w14="http://schemas.microsoft.com/office/word/2010/wordml" xmlns:w15="http://schemas.microsoft.com/office/word/2012/wordml" xmlns:w16="http://schemas.microsoft.com/office/word/2018/wordml" xmlns:w16cex="http://schemas.microsoft.com/office/word/2018/wordml/cex" xmlns:w16cid="http://schemas.microsoft.com/office/word/2016/wordml/cid" xmlns="http://schemas.microsoft.com/office/tasks/2019/documenttasks" xmlns:cr="http://schemas.microsoft.com/office/comments/2020/reactions"/>
 </file>
 
 <file path=word/styles.xml><?xml version="1.0" encoding="utf-8"?>
-<w:styles xmlns:mc="http://schemas.openxmlformats.org/markup-compatibility/2006" xmlns:r="http://schemas.openxmlformats.org/officeDocument/2006/relationships" xmlns:w="http://schemas.openxmlformats.org/wordprocessingml/2006/main" xmlns:w14="http://schemas.microsoft.com/office/word/2010/wordml" xmlns:w15="http://schemas.microsoft.com/office/word/2012/wordml" xmlns:w16cex="http://schemas.microsoft.com/office/word/2018/wordml/cex" xmlns:w16cid="http://schemas.microsoft.com/office/word/2016/wordml/cid" xmlns:w16="http://schemas.microsoft.com/office/word/2018/wordml" xmlns:w16sdtdh="http://schemas.microsoft.com/office/word/2020/wordml/sdtdatahash" xmlns:w16sdtfl="http://schemas.microsoft.com/office/word/2024/wordml/sdtformatlock" xmlns:w16se="http://schemas.microsoft.com/office/word/2015/wordml/symex" xmlns:w16du="http://schemas.microsoft.com/office/word/2023/wordml/word16du" mc:Ignorable="w14 w15 w16se w16cid w16 w16cex w16sdtdh w16sdtfl w16du">
+<w:styles xmlns:wp14="http://schemas.microsoft.com/office/word/2010/wordprocessingDrawing" xmlns:mc="http://schemas.openxmlformats.org/markup-compatibility/2006" xmlns:o="urn:schemas-microsoft-com:office:office" xmlns:r="http://schemas.openxmlformats.org/officeDocument/2006/relationships" xmlns:m="http://schemas.openxmlformats.org/officeDocument/2006/math" xmlns:v="urn:schemas-microsoft-com:vml" xmlns:wp="http://schemas.openxmlformats.org/drawingml/2006/wordprocessingDrawing" xmlns:w10="urn:schemas-microsoft-com:office:word" xmlns:w="http://schemas.openxmlformats.org/wordprocessingml/2006/main" xmlns:wne="http://schemas.microsoft.com/office/word/2006/wordml" xmlns:sl="http://schemas.openxmlformats.org/schemaLibrary/2006/main" xmlns:a="http://schemas.openxmlformats.org/drawingml/2006/main" xmlns:pic="http://schemas.openxmlformats.org/drawingml/2006/picture" xmlns:c="http://schemas.openxmlformats.org/drawingml/2006/chart" xmlns:lc="http://schemas.openxmlformats.org/drawingml/2006/lockedCanvas" xmlns:dgm="http://schemas.openxmlformats.org/drawingml/2006/diagram" xmlns:wps="http://schemas.microsoft.com/office/word/2010/wordprocessingShape" xmlns:wpg="http://schemas.microsoft.com/office/word/2010/wordprocessingGroup" xmlns:w14="http://schemas.microsoft.com/office/word/2010/wordml" xmlns:w15="http://schemas.microsoft.com/office/word/2012/wordml" xmlns:w16="http://schemas.microsoft.com/office/word/2018/wordml" xmlns:w16cex="http://schemas.microsoft.com/office/word/2018/wordml/cex" xmlns:w16cid="http://schemas.microsoft.com/office/word/2016/wordml/cid" xmlns="http://schemas.microsoft.com/office/tasks/2019/documenttasks" xmlns:cr="http://schemas.microsoft.com/office/comments/2020/reactions" mc:Ignorable="wp14">
   <w:docDefaults>
     <w:rPrDefault>
       <w:rPr>
-        <w:rFonts w:ascii="Cambria" w:eastAsia="Cambria" w:hAnsi="Cambria" w:cs="Cambria"/>
+        <w:rFonts w:ascii="Cambria" w:hAnsi="Cambria" w:eastAsia="Cambria" w:cs="Cambria"/>
         <w:sz w:val="22"/>
         <w:szCs w:val="22"/>
-        <w:lang w:val="en" w:eastAsia="en-US" w:bidi="ar-SA"/>
+        <w:lang w:val="en"/>
       </w:rPr>
     </w:rPrDefault>
     <w:pPrDefault>
@@ -2972,404 +2824,33 @@
       </w:pPr>
     </w:pPrDefault>
   </w:docDefaults>
-  <w:latentStyles w:defLockedState="0" w:defUIPriority="99" w:defSemiHidden="0" w:defUnhideWhenUsed="0" w:defQFormat="0" w:count="376">
-    <w:lsdException w:name="Normal" w:uiPriority="0" w:qFormat="1"/>
-    <w:lsdException w:name="heading 1" w:uiPriority="9" w:qFormat="1"/>
-    <w:lsdException w:name="heading 2" w:semiHidden="1" w:uiPriority="9" w:unhideWhenUsed="1" w:qFormat="1"/>
-    <w:lsdException w:name="heading 3" w:semiHidden="1" w:uiPriority="9" w:unhideWhenUsed="1" w:qFormat="1"/>
-    <w:lsdException w:name="heading 4" w:semiHidden="1" w:uiPriority="9" w:unhideWhenUsed="1" w:qFormat="1"/>
-    <w:lsdException w:name="heading 5" w:semiHidden="1" w:uiPriority="9" w:unhideWhenUsed="1" w:qFormat="1"/>
-    <w:lsdException w:name="heading 6" w:semiHidden="1" w:uiPriority="9" w:unhideWhenUsed="1" w:qFormat="1"/>
-    <w:lsdException w:name="heading 7" w:semiHidden="1" w:uiPriority="9" w:unhideWhenUsed="1" w:qFormat="1"/>
-    <w:lsdException w:name="heading 8" w:semiHidden="1" w:uiPriority="9" w:unhideWhenUsed="1" w:qFormat="1"/>
-    <w:lsdException w:name="heading 9" w:semiHidden="1" w:uiPriority="9" w:unhideWhenUsed="1" w:qFormat="1"/>
-    <w:lsdException w:name="index 1" w:semiHidden="1" w:unhideWhenUsed="1"/>
-    <w:lsdException w:name="index 2" w:semiHidden="1" w:unhideWhenUsed="1"/>
-    <w:lsdException w:name="index 3" w:semiHidden="1" w:unhideWhenUsed="1"/>
-    <w:lsdException w:name="index 4" w:semiHidden="1" w:unhideWhenUsed="1"/>
-    <w:lsdException w:name="index 5" w:semiHidden="1" w:unhideWhenUsed="1"/>
-    <w:lsdException w:name="index 6" w:semiHidden="1" w:unhideWhenUsed="1"/>
-    <w:lsdException w:name="index 7" w:semiHidden="1" w:unhideWhenUsed="1"/>
-    <w:lsdException w:name="index 8" w:semiHidden="1" w:unhideWhenUsed="1"/>
-    <w:lsdException w:name="index 9" w:semiHidden="1" w:unhideWhenUsed="1"/>
-    <w:lsdException w:name="toc 1" w:semiHidden="1" w:uiPriority="39" w:unhideWhenUsed="1"/>
-    <w:lsdException w:name="toc 2" w:semiHidden="1" w:uiPriority="39" w:unhideWhenUsed="1"/>
-    <w:lsdException w:name="toc 3" w:semiHidden="1" w:uiPriority="39" w:unhideWhenUsed="1"/>
-    <w:lsdException w:name="toc 4" w:semiHidden="1" w:uiPriority="39" w:unhideWhenUsed="1"/>
-    <w:lsdException w:name="toc 5" w:semiHidden="1" w:uiPriority="39" w:unhideWhenUsed="1"/>
-    <w:lsdException w:name="toc 6" w:semiHidden="1" w:uiPriority="39" w:unhideWhenUsed="1"/>
-    <w:lsdException w:name="toc 7" w:semiHidden="1" w:uiPriority="39" w:unhideWhenUsed="1"/>
-    <w:lsdException w:name="toc 8" w:semiHidden="1" w:uiPriority="39" w:unhideWhenUsed="1"/>
-    <w:lsdException w:name="toc 9" w:semiHidden="1" w:uiPriority="39" w:unhideWhenUsed="1"/>
-    <w:lsdException w:name="Normal Indent" w:semiHidden="1" w:unhideWhenUsed="1"/>
-    <w:lsdException w:name="footnote text" w:semiHidden="1" w:unhideWhenUsed="1"/>
-    <w:lsdException w:name="annotation text" w:semiHidden="1" w:unhideWhenUsed="1"/>
-    <w:lsdException w:name="header" w:semiHidden="1" w:unhideWhenUsed="1"/>
-    <w:lsdException w:name="footer" w:semiHidden="1" w:unhideWhenUsed="1"/>
-    <w:lsdException w:name="index heading" w:semiHidden="1" w:unhideWhenUsed="1"/>
-    <w:lsdException w:name="caption" w:semiHidden="1" w:uiPriority="35" w:unhideWhenUsed="1" w:qFormat="1"/>
-    <w:lsdException w:name="table of figures" w:semiHidden="1" w:unhideWhenUsed="1"/>
-    <w:lsdException w:name="envelope address" w:semiHidden="1" w:unhideWhenUsed="1"/>
-    <w:lsdException w:name="envelope return" w:semiHidden="1" w:unhideWhenUsed="1"/>
-    <w:lsdException w:name="footnote reference" w:semiHidden="1" w:unhideWhenUsed="1"/>
-    <w:lsdException w:name="annotation reference" w:semiHidden="1" w:unhideWhenUsed="1"/>
-    <w:lsdException w:name="line number" w:semiHidden="1" w:unhideWhenUsed="1"/>
-    <w:lsdException w:name="page number" w:semiHidden="1" w:unhideWhenUsed="1"/>
-    <w:lsdException w:name="endnote reference" w:semiHidden="1" w:unhideWhenUsed="1"/>
-    <w:lsdException w:name="endnote text" w:semiHidden="1" w:unhideWhenUsed="1"/>
-    <w:lsdException w:name="table of authorities" w:semiHidden="1" w:unhideWhenUsed="1"/>
-    <w:lsdException w:name="macro" w:semiHidden="1" w:unhideWhenUsed="1"/>
-    <w:lsdException w:name="toa heading" w:semiHidden="1" w:unhideWhenUsed="1"/>
-    <w:lsdException w:name="List" w:semiHidden="1" w:unhideWhenUsed="1"/>
-    <w:lsdException w:name="List Bullet" w:semiHidden="1" w:unhideWhenUsed="1"/>
-    <w:lsdException w:name="List Number" w:semiHidden="1" w:unhideWhenUsed="1"/>
-    <w:lsdException w:name="List 2" w:semiHidden="1" w:unhideWhenUsed="1"/>
-    <w:lsdException w:name="List 3" w:semiHidden="1" w:unhideWhenUsed="1"/>
-    <w:lsdException w:name="List 4" w:semiHidden="1" w:unhideWhenUsed="1"/>
-    <w:lsdException w:name="List 5" w:semiHidden="1" w:unhideWhenUsed="1"/>
-    <w:lsdException w:name="List Bullet 2" w:semiHidden="1" w:unhideWhenUsed="1"/>
-    <w:lsdException w:name="List Bullet 3" w:semiHidden="1" w:unhideWhenUsed="1"/>
-    <w:lsdException w:name="List Bullet 4" w:semiHidden="1" w:unhideWhenUsed="1"/>
-    <w:lsdException w:name="List Bullet 5" w:semiHidden="1" w:unhideWhenUsed="1"/>
-    <w:lsdException w:name="List Number 2" w:semiHidden="1" w:unhideWhenUsed="1"/>
-    <w:lsdException w:name="List Number 3" w:semiHidden="1" w:unhideWhenUsed="1"/>
-    <w:lsdException w:name="List Number 4" w:semiHidden="1" w:unhideWhenUsed="1"/>
-    <w:lsdException w:name="List Number 5" w:semiHidden="1" w:unhideWhenUsed="1"/>
-    <w:lsdException w:name="Title" w:uiPriority="10" w:qFormat="1"/>
-    <w:lsdException w:name="Closing" w:semiHidden="1" w:unhideWhenUsed="1"/>
-    <w:lsdException w:name="Signature" w:semiHidden="1" w:unhideWhenUsed="1"/>
-    <w:lsdException w:name="Default Paragraph Font" w:semiHidden="1" w:uiPriority="1" w:unhideWhenUsed="1"/>
-    <w:lsdException w:name="Body Text" w:semiHidden="1" w:unhideWhenUsed="1"/>
-    <w:lsdException w:name="Body Text Indent" w:semiHidden="1" w:unhideWhenUsed="1"/>
-    <w:lsdException w:name="List Continue" w:semiHidden="1" w:unhideWhenUsed="1"/>
-    <w:lsdException w:name="List Continue 2" w:semiHidden="1" w:unhideWhenUsed="1"/>
-    <w:lsdException w:name="List Continue 3" w:semiHidden="1" w:unhideWhenUsed="1"/>
-    <w:lsdException w:name="List Continue 4" w:semiHidden="1" w:unhideWhenUsed="1"/>
-    <w:lsdException w:name="List Continue 5" w:semiHidden="1" w:unhideWhenUsed="1"/>
-    <w:lsdException w:name="Message Header" w:semiHidden="1" w:unhideWhenUsed="1"/>
-    <w:lsdException w:name="Subtitle" w:uiPriority="11" w:qFormat="1"/>
-    <w:lsdException w:name="Salutation" w:semiHidden="1" w:unhideWhenUsed="1"/>
-    <w:lsdException w:name="Date" w:semiHidden="1" w:unhideWhenUsed="1"/>
-    <w:lsdException w:name="Body Text First Indent" w:semiHidden="1" w:unhideWhenUsed="1"/>
-    <w:lsdException w:name="Body Text First Indent 2" w:semiHidden="1" w:unhideWhenUsed="1"/>
-    <w:lsdException w:name="Note Heading" w:semiHidden="1" w:unhideWhenUsed="1"/>
-    <w:lsdException w:name="Body Text 2" w:semiHidden="1" w:unhideWhenUsed="1"/>
-    <w:lsdException w:name="Body Text 3" w:semiHidden="1" w:unhideWhenUsed="1"/>
-    <w:lsdException w:name="Body Text Indent 2" w:semiHidden="1" w:unhideWhenUsed="1"/>
-    <w:lsdException w:name="Body Text Indent 3" w:semiHidden="1" w:unhideWhenUsed="1"/>
-    <w:lsdException w:name="Block Text" w:semiHidden="1" w:unhideWhenUsed="1"/>
-    <w:lsdException w:name="Hyperlink" w:semiHidden="1" w:unhideWhenUsed="1"/>
-    <w:lsdException w:name="FollowedHyperlink" w:semiHidden="1" w:unhideWhenUsed="1"/>
-    <w:lsdException w:name="Strong" w:uiPriority="22" w:qFormat="1"/>
-    <w:lsdException w:name="Emphasis" w:uiPriority="20" w:qFormat="1"/>
-    <w:lsdException w:name="Document Map" w:semiHidden="1" w:unhideWhenUsed="1"/>
-    <w:lsdException w:name="Plain Text" w:semiHidden="1" w:unhideWhenUsed="1"/>
-    <w:lsdException w:name="E-mail Signature" w:semiHidden="1" w:unhideWhenUsed="1"/>
-    <w:lsdException w:name="HTML Top of Form" w:semiHidden="1" w:unhideWhenUsed="1"/>
-    <w:lsdException w:name="HTML Bottom of Form" w:semiHidden="1" w:unhideWhenUsed="1"/>
-    <w:lsdException w:name="Normal (Web)" w:semiHidden="1" w:unhideWhenUsed="1"/>
-    <w:lsdException w:name="HTML Acronym" w:semiHidden="1" w:unhideWhenUsed="1"/>
-    <w:lsdException w:name="HTML Address" w:semiHidden="1" w:unhideWhenUsed="1"/>
-    <w:lsdException w:name="HTML Cite" w:semiHidden="1" w:unhideWhenUsed="1"/>
-    <w:lsdException w:name="HTML Code" w:semiHidden="1" w:unhideWhenUsed="1"/>
-    <w:lsdException w:name="HTML Definition" w:semiHidden="1" w:unhideWhenUsed="1"/>
-    <w:lsdException w:name="HTML Keyboard" w:semiHidden="1" w:unhideWhenUsed="1"/>
-    <w:lsdException w:name="HTML Preformatted" w:semiHidden="1" w:unhideWhenUsed="1"/>
-    <w:lsdException w:name="HTML Sample" w:semiHidden="1" w:unhideWhenUsed="1"/>
-    <w:lsdException w:name="HTML Typewriter" w:semiHidden="1" w:unhideWhenUsed="1"/>
-    <w:lsdException w:name="HTML Variable" w:semiHidden="1" w:unhideWhenUsed="1"/>
-    <w:lsdException w:name="Normal Table" w:semiHidden="1" w:unhideWhenUsed="1"/>
-    <w:lsdException w:name="annotation subject" w:semiHidden="1" w:unhideWhenUsed="1"/>
-    <w:lsdException w:name="No List" w:semiHidden="1" w:unhideWhenUsed="1"/>
-    <w:lsdException w:name="Outline List 1" w:semiHidden="1" w:unhideWhenUsed="1"/>
-    <w:lsdException w:name="Outline List 2" w:semiHidden="1" w:unhideWhenUsed="1"/>
-    <w:lsdException w:name="Outline List 3" w:semiHidden="1" w:unhideWhenUsed="1"/>
-    <w:lsdException w:name="Table Simple 1" w:semiHidden="1" w:unhideWhenUsed="1"/>
-    <w:lsdException w:name="Table Simple 2" w:semiHidden="1" w:unhideWhenUsed="1"/>
-    <w:lsdException w:name="Table Simple 3" w:semiHidden="1" w:unhideWhenUsed="1"/>
-    <w:lsdException w:name="Table Classic 1" w:semiHidden="1" w:unhideWhenUsed="1"/>
-    <w:lsdException w:name="Table Classic 2" w:semiHidden="1" w:unhideWhenUsed="1"/>
-    <w:lsdException w:name="Table Classic 3" w:semiHidden="1" w:unhideWhenUsed="1"/>
-    <w:lsdException w:name="Table Classic 4" w:semiHidden="1" w:unhideWhenUsed="1"/>
-    <w:lsdException w:name="Table Colorful 1" w:semiHidden="1" w:unhideWhenUsed="1"/>
-    <w:lsdException w:name="Table Colorful 2" w:semiHidden="1" w:unhideWhenUsed="1"/>
-    <w:lsdException w:name="Table Colorful 3" w:semiHidden="1" w:unhideWhenUsed="1"/>
-    <w:lsdException w:name="Table Columns 1" w:semiHidden="1" w:unhideWhenUsed="1"/>
-    <w:lsdException w:name="Table Columns 2" w:semiHidden="1" w:unhideWhenUsed="1"/>
-    <w:lsdException w:name="Table Columns 3" w:semiHidden="1" w:unhideWhenUsed="1"/>
-    <w:lsdException w:name="Table Columns 4" w:semiHidden="1" w:unhideWhenUsed="1"/>
-    <w:lsdException w:name="Table Columns 5" w:semiHidden="1" w:unhideWhenUsed="1"/>
-    <w:lsdException w:name="Table Grid 1" w:semiHidden="1" w:unhideWhenUsed="1"/>
-    <w:lsdException w:name="Table Grid 2" w:semiHidden="1" w:unhideWhenUsed="1"/>
-    <w:lsdException w:name="Table Grid 3" w:semiHidden="1" w:unhideWhenUsed="1"/>
-    <w:lsdException w:name="Table Grid 4" w:semiHidden="1" w:unhideWhenUsed="1"/>
-    <w:lsdException w:name="Table Grid 5" w:semiHidden="1" w:unhideWhenUsed="1"/>
-    <w:lsdException w:name="Table Grid 6" w:semiHidden="1" w:unhideWhenUsed="1"/>
-    <w:lsdException w:name="Table Grid 7" w:semiHidden="1" w:unhideWhenUsed="1"/>
-    <w:lsdException w:name="Table Grid 8" w:semiHidden="1" w:unhideWhenUsed="1"/>
-    <w:lsdException w:name="Table List 1" w:semiHidden="1" w:unhideWhenUsed="1"/>
-    <w:lsdException w:name="Table List 2" w:semiHidden="1" w:unhideWhenUsed="1"/>
-    <w:lsdException w:name="Table List 3" w:semiHidden="1" w:unhideWhenUsed="1"/>
-    <w:lsdException w:name="Table List 4" w:semiHidden="1" w:unhideWhenUsed="1"/>
-    <w:lsdException w:name="Table List 5" w:semiHidden="1" w:unhideWhenUsed="1"/>
-    <w:lsdException w:name="Table List 6" w:semiHidden="1" w:unhideWhenUsed="1"/>
-    <w:lsdException w:name="Table List 7" w:semiHidden="1" w:unhideWhenUsed="1"/>
-    <w:lsdException w:name="Table List 8" w:semiHidden="1" w:unhideWhenUsed="1"/>
-    <w:lsdException w:name="Table 3D effects 1" w:semiHidden="1" w:unhideWhenUsed="1"/>
-    <w:lsdException w:name="Table 3D effects 2" w:semiHidden="1" w:unhideWhenUsed="1"/>
-    <w:lsdException w:name="Table 3D effects 3" w:semiHidden="1" w:unhideWhenUsed="1"/>
-    <w:lsdException w:name="Table Contemporary" w:semiHidden="1" w:unhideWhenUsed="1"/>
-    <w:lsdException w:name="Table Elegant" w:semiHidden="1" w:unhideWhenUsed="1"/>
-    <w:lsdException w:name="Table Professional" w:semiHidden="1" w:unhideWhenUsed="1"/>
-    <w:lsdException w:name="Table Subtle 1" w:semiHidden="1" w:unhideWhenUsed="1"/>
-    <w:lsdException w:name="Table Subtle 2" w:semiHidden="1" w:unhideWhenUsed="1"/>
-    <w:lsdException w:name="Table Web 1" w:semiHidden="1" w:unhideWhenUsed="1"/>
-    <w:lsdException w:name="Table Web 2" w:semiHidden="1" w:unhideWhenUsed="1"/>
-    <w:lsdException w:name="Table Web 3" w:semiHidden="1" w:unhideWhenUsed="1"/>
-    <w:lsdException w:name="Balloon Text" w:semiHidden="1" w:unhideWhenUsed="1"/>
-    <w:lsdException w:name="Table Grid" w:uiPriority="39"/>
-    <w:lsdException w:name="Table Theme" w:semiHidden="1" w:unhideWhenUsed="1"/>
-    <w:lsdException w:name="Placeholder Text" w:semiHidden="1"/>
-    <w:lsdException w:name="No Spacing" w:uiPriority="1" w:qFormat="1"/>
-    <w:lsdException w:name="Light Shading" w:uiPriority="60"/>
-    <w:lsdException w:name="Light List" w:uiPriority="61"/>
-    <w:lsdException w:name="Light Grid" w:uiPriority="62"/>
-    <w:lsdException w:name="Medium Shading 1" w:uiPriority="63"/>
-    <w:lsdException w:name="Medium Shading 2" w:uiPriority="64"/>
-    <w:lsdException w:name="Medium List 1" w:uiPriority="65"/>
-    <w:lsdException w:name="Medium List 2" w:uiPriority="66"/>
-    <w:lsdException w:name="Medium Grid 1" w:uiPriority="67"/>
-    <w:lsdException w:name="Medium Grid 2" w:uiPriority="68"/>
-    <w:lsdException w:name="Medium Grid 3" w:uiPriority="69"/>
-    <w:lsdException w:name="Dark List" w:uiPriority="70"/>
-    <w:lsdException w:name="Colorful Shading" w:uiPriority="71"/>
-    <w:lsdException w:name="Colorful List" w:uiPriority="72"/>
-    <w:lsdException w:name="Colorful Grid" w:uiPriority="73"/>
-    <w:lsdException w:name="Light Shading Accent 1" w:uiPriority="60"/>
-    <w:lsdException w:name="Light List Accent 1" w:uiPriority="61"/>
-    <w:lsdException w:name="Light Grid Accent 1" w:uiPriority="62"/>
-    <w:lsdException w:name="Medium Shading 1 Accent 1" w:uiPriority="63"/>
-    <w:lsdException w:name="Medium Shading 2 Accent 1" w:uiPriority="64"/>
-    <w:lsdException w:name="Medium List 1 Accent 1" w:uiPriority="65"/>
-    <w:lsdException w:name="Revision" w:semiHidden="1"/>
-    <w:lsdException w:name="List Paragraph" w:uiPriority="34" w:qFormat="1"/>
-    <w:lsdException w:name="Quote" w:uiPriority="29" w:qFormat="1"/>
-    <w:lsdException w:name="Intense Quote" w:uiPriority="30" w:qFormat="1"/>
-    <w:lsdException w:name="Medium List 2 Accent 1" w:uiPriority="66"/>
-    <w:lsdException w:name="Medium Grid 1 Accent 1" w:uiPriority="67"/>
-    <w:lsdException w:name="Medium Grid 2 Accent 1" w:uiPriority="68"/>
-    <w:lsdException w:name="Medium Grid 3 Accent 1" w:uiPriority="69"/>
-    <w:lsdException w:name="Dark List Accent 1" w:uiPriority="70"/>
-    <w:lsdException w:name="Colorful Shading Accent 1" w:uiPriority="71"/>
-    <w:lsdException w:name="Colorful List Accent 1" w:uiPriority="72"/>
-    <w:lsdException w:name="Colorful Grid Accent 1" w:uiPriority="73"/>
-    <w:lsdException w:name="Light Shading Accent 2" w:uiPriority="60"/>
-    <w:lsdException w:name="Light List Accent 2" w:uiPriority="61"/>
-    <w:lsdException w:name="Light Grid Accent 2" w:uiPriority="62"/>
-    <w:lsdException w:name="Medium Shading 1 Accent 2" w:uiPriority="63"/>
-    <w:lsdException w:name="Medium Shading 2 Accent 2" w:uiPriority="64"/>
-    <w:lsdException w:name="Medium List 1 Accent 2" w:uiPriority="65"/>
-    <w:lsdException w:name="Medium List 2 Accent 2" w:uiPriority="66"/>
-    <w:lsdException w:name="Medium Grid 1 Accent 2" w:uiPriority="67"/>
-    <w:lsdException w:name="Medium Grid 2 Accent 2" w:uiPriority="68"/>
-    <w:lsdException w:name="Medium Grid 3 Accent 2" w:uiPriority="69"/>
-    <w:lsdException w:name="Dark List Accent 2" w:uiPriority="70"/>
-    <w:lsdException w:name="Colorful Shading Accent 2" w:uiPriority="71"/>
-    <w:lsdException w:name="Colorful List Accent 2" w:uiPriority="72"/>
-    <w:lsdException w:name="Colorful Grid Accent 2" w:uiPriority="73"/>
-    <w:lsdException w:name="Light Shading Accent 3" w:uiPriority="60"/>
-    <w:lsdException w:name="Light List Accent 3" w:uiPriority="61"/>
-    <w:lsdException w:name="Light Grid Accent 3" w:uiPriority="62"/>
-    <w:lsdException w:name="Medium Shading 1 Accent 3" w:uiPriority="63"/>
-    <w:lsdException w:name="Medium Shading 2 Accent 3" w:uiPriority="64"/>
-    <w:lsdException w:name="Medium List 1 Accent 3" w:uiPriority="65"/>
-    <w:lsdException w:name="Medium List 2 Accent 3" w:uiPriority="66"/>
-    <w:lsdException w:name="Medium Grid 1 Accent 3" w:uiPriority="67"/>
-    <w:lsdException w:name="Medium Grid 2 Accent 3" w:uiPriority="68"/>
-    <w:lsdException w:name="Medium Grid 3 Accent 3" w:uiPriority="69"/>
-    <w:lsdException w:name="Dark List Accent 3" w:uiPriority="70"/>
-    <w:lsdException w:name="Colorful Shading Accent 3" w:uiPriority="71"/>
-    <w:lsdException w:name="Colorful List Accent 3" w:uiPriority="72"/>
-    <w:lsdException w:name="Colorful Grid Accent 3" w:uiPriority="73"/>
-    <w:lsdException w:name="Light Shading Accent 4" w:uiPriority="60"/>
-    <w:lsdException w:name="Light List Accent 4" w:uiPriority="61"/>
-    <w:lsdException w:name="Light Grid Accent 4" w:uiPriority="62"/>
-    <w:lsdException w:name="Medium Shading 1 Accent 4" w:uiPriority="63"/>
-    <w:lsdException w:name="Medium Shading 2 Accent 4" w:uiPriority="64"/>
-    <w:lsdException w:name="Medium List 1 Accent 4" w:uiPriority="65"/>
-    <w:lsdException w:name="Medium List 2 Accent 4" w:uiPriority="66"/>
-    <w:lsdException w:name="Medium Grid 1 Accent 4" w:uiPriority="67"/>
-    <w:lsdException w:name="Medium Grid 2 Accent 4" w:uiPriority="68"/>
-    <w:lsdException w:name="Medium Grid 3 Accent 4" w:uiPriority="69"/>
-    <w:lsdException w:name="Dark List Accent 4" w:uiPriority="70"/>
-    <w:lsdException w:name="Colorful Shading Accent 4" w:uiPriority="71"/>
-    <w:lsdException w:name="Colorful List Accent 4" w:uiPriority="72"/>
-    <w:lsdException w:name="Colorful Grid Accent 4" w:uiPriority="73"/>
-    <w:lsdException w:name="Light Shading Accent 5" w:uiPriority="60"/>
-    <w:lsdException w:name="Light List Accent 5" w:uiPriority="61"/>
-    <w:lsdException w:name="Light Grid Accent 5" w:uiPriority="62"/>
-    <w:lsdException w:name="Medium Shading 1 Accent 5" w:uiPriority="63"/>
-    <w:lsdException w:name="Medium Shading 2 Accent 5" w:uiPriority="64"/>
-    <w:lsdException w:name="Medium List 1 Accent 5" w:uiPriority="65"/>
-    <w:lsdException w:name="Medium List 2 Accent 5" w:uiPriority="66"/>
-    <w:lsdException w:name="Medium Grid 1 Accent 5" w:uiPriority="67"/>
-    <w:lsdException w:name="Medium Grid 2 Accent 5" w:uiPriority="68"/>
-    <w:lsdException w:name="Medium Grid 3 Accent 5" w:uiPriority="69"/>
-    <w:lsdException w:name="Dark List Accent 5" w:uiPriority="70"/>
-    <w:lsdException w:name="Colorful Shading Accent 5" w:uiPriority="71"/>
-    <w:lsdException w:name="Colorful List Accent 5" w:uiPriority="72"/>
-    <w:lsdException w:name="Colorful Grid Accent 5" w:uiPriority="73"/>
-    <w:lsdException w:name="Light Shading Accent 6" w:uiPriority="60"/>
-    <w:lsdException w:name="Light List Accent 6" w:uiPriority="61"/>
-    <w:lsdException w:name="Light Grid Accent 6" w:uiPriority="62"/>
-    <w:lsdException w:name="Medium Shading 1 Accent 6" w:uiPriority="63"/>
-    <w:lsdException w:name="Medium Shading 2 Accent 6" w:uiPriority="64"/>
-    <w:lsdException w:name="Medium List 1 Accent 6" w:uiPriority="65"/>
-    <w:lsdException w:name="Medium List 2 Accent 6" w:uiPriority="66"/>
-    <w:lsdException w:name="Medium Grid 1 Accent 6" w:uiPriority="67"/>
-    <w:lsdException w:name="Medium Grid 2 Accent 6" w:uiPriority="68"/>
-    <w:lsdException w:name="Medium Grid 3 Accent 6" w:uiPriority="69"/>
-    <w:lsdException w:name="Dark List Accent 6" w:uiPriority="70"/>
-    <w:lsdException w:name="Colorful Shading Accent 6" w:uiPriority="71"/>
-    <w:lsdException w:name="Colorful List Accent 6" w:uiPriority="72"/>
-    <w:lsdException w:name="Colorful Grid Accent 6" w:uiPriority="73"/>
-    <w:lsdException w:name="Subtle Emphasis" w:uiPriority="19" w:qFormat="1"/>
-    <w:lsdException w:name="Intense Emphasis" w:uiPriority="21" w:qFormat="1"/>
-    <w:lsdException w:name="Subtle Reference" w:uiPriority="31" w:qFormat="1"/>
-    <w:lsdException w:name="Intense Reference" w:uiPriority="32" w:qFormat="1"/>
-    <w:lsdException w:name="Book Title" w:uiPriority="33" w:qFormat="1"/>
-    <w:lsdException w:name="Bibliography" w:semiHidden="1" w:uiPriority="37" w:unhideWhenUsed="1"/>
-    <w:lsdException w:name="TOC Heading" w:semiHidden="1" w:uiPriority="39" w:unhideWhenUsed="1" w:qFormat="1"/>
-    <w:lsdException w:name="Plain Table 1" w:uiPriority="41"/>
-    <w:lsdException w:name="Plain Table 2" w:uiPriority="42"/>
-    <w:lsdException w:name="Plain Table 3" w:uiPriority="43"/>
-    <w:lsdException w:name="Plain Table 4" w:uiPriority="44"/>
-    <w:lsdException w:name="Plain Table 5" w:uiPriority="45"/>
-    <w:lsdException w:name="Grid Table Light" w:uiPriority="40"/>
-    <w:lsdException w:name="Grid Table 1 Light" w:uiPriority="46"/>
-    <w:lsdException w:name="Grid Table 2" w:uiPriority="47"/>
-    <w:lsdException w:name="Grid Table 3" w:uiPriority="48"/>
-    <w:lsdException w:name="Grid Table 4" w:uiPriority="49"/>
-    <w:lsdException w:name="Grid Table 5 Dark" w:uiPriority="50"/>
-    <w:lsdException w:name="Grid Table 6 Colorful" w:uiPriority="51"/>
-    <w:lsdException w:name="Grid Table 7 Colorful" w:uiPriority="52"/>
-    <w:lsdException w:name="Grid Table 1 Light Accent 1" w:uiPriority="46"/>
-    <w:lsdException w:name="Grid Table 2 Accent 1" w:uiPriority="47"/>
-    <w:lsdException w:name="Grid Table 3 Accent 1" w:uiPriority="48"/>
-    <w:lsdException w:name="Grid Table 4 Accent 1" w:uiPriority="49"/>
-    <w:lsdException w:name="Grid Table 5 Dark Accent 1" w:uiPriority="50"/>
-    <w:lsdException w:name="Grid Table 6 Colorful Accent 1" w:uiPriority="51"/>
-    <w:lsdException w:name="Grid Table 7 Colorful Accent 1" w:uiPriority="52"/>
-    <w:lsdException w:name="Grid Table 1 Light Accent 2" w:uiPriority="46"/>
-    <w:lsdException w:name="Grid Table 2 Accent 2" w:uiPriority="47"/>
-    <w:lsdException w:name="Grid Table 3 Accent 2" w:uiPriority="48"/>
-    <w:lsdException w:name="Grid Table 4 Accent 2" w:uiPriority="49"/>
-    <w:lsdException w:name="Grid Table 5 Dark Accent 2" w:uiPriority="50"/>
-    <w:lsdException w:name="Grid Table 6 Colorful Accent 2" w:uiPriority="51"/>
-    <w:lsdException w:name="Grid Table 7 Colorful Accent 2" w:uiPriority="52"/>
-    <w:lsdException w:name="Grid Table 1 Light Accent 3" w:uiPriority="46"/>
-    <w:lsdException w:name="Grid Table 2 Accent 3" w:uiPriority="47"/>
-    <w:lsdException w:name="Grid Table 3 Accent 3" w:uiPriority="48"/>
-    <w:lsdException w:name="Grid Table 4 Accent 3" w:uiPriority="49"/>
-    <w:lsdException w:name="Grid Table 5 Dark Accent 3" w:uiPriority="50"/>
-    <w:lsdException w:name="Grid Table 6 Colorful Accent 3" w:uiPriority="51"/>
-    <w:lsdException w:name="Grid Table 7 Colorful Accent 3" w:uiPriority="52"/>
-    <w:lsdException w:name="Grid Table 1 Light Accent 4" w:uiPriority="46"/>
-    <w:lsdException w:name="Grid Table 2 Accent 4" w:uiPriority="47"/>
-    <w:lsdException w:name="Grid Table 3 Accent 4" w:uiPriority="48"/>
-    <w:lsdException w:name="Grid Table 4 Accent 4" w:uiPriority="49"/>
-    <w:lsdException w:name="Grid Table 5 Dark Accent 4" w:uiPriority="50"/>
-    <w:lsdException w:name="Grid Table 6 Colorful Accent 4" w:uiPriority="51"/>
-    <w:lsdException w:name="Grid Table 7 Colorful Accent 4" w:uiPriority="52"/>
-    <w:lsdException w:name="Grid Table 1 Light Accent 5" w:uiPriority="46"/>
-    <w:lsdException w:name="Grid Table 2 Accent 5" w:uiPriority="47"/>
-    <w:lsdException w:name="Grid Table 3 Accent 5" w:uiPriority="48"/>
-    <w:lsdException w:name="Grid Table 4 Accent 5" w:uiPriority="49"/>
-    <w:lsdException w:name="Grid Table 5 Dark Accent 5" w:uiPriority="50"/>
-    <w:lsdException w:name="Grid Table 6 Colorful Accent 5" w:uiPriority="51"/>
-    <w:lsdException w:name="Grid Table 7 Colorful Accent 5" w:uiPriority="52"/>
-    <w:lsdException w:name="Grid Table 1 Light Accent 6" w:uiPriority="46"/>
-    <w:lsdException w:name="Grid Table 2 Accent 6" w:uiPriority="47"/>
-    <w:lsdException w:name="Grid Table 3 Accent 6" w:uiPriority="48"/>
-    <w:lsdException w:name="Grid Table 4 Accent 6" w:uiPriority="49"/>
-    <w:lsdException w:name="Grid Table 5 Dark Accent 6" w:uiPriority="50"/>
-    <w:lsdException w:name="Grid Table 6 Colorful Accent 6" w:uiPriority="51"/>
-    <w:lsdException w:name="Grid Table 7 Colorful Accent 6" w:uiPriority="52"/>
-    <w:lsdException w:name="List Table 1 Light" w:uiPriority="46"/>
-    <w:lsdException w:name="List Table 2" w:uiPriority="47"/>
-    <w:lsdException w:name="List Table 3" w:uiPriority="48"/>
-    <w:lsdException w:name="List Table 4" w:uiPriority="49"/>
-    <w:lsdException w:name="List Table 5 Dark" w:uiPriority="50"/>
-    <w:lsdException w:name="List Table 6 Colorful" w:uiPriority="51"/>
-    <w:lsdException w:name="List Table 7 Colorful" w:uiPriority="52"/>
-    <w:lsdException w:name="List Table 1 Light Accent 1" w:uiPriority="46"/>
-    <w:lsdException w:name="List Table 2 Accent 1" w:uiPriority="47"/>
-    <w:lsdException w:name="List Table 3 Accent 1" w:uiPriority="48"/>
-    <w:lsdException w:name="List Table 4 Accent 1" w:uiPriority="49"/>
-    <w:lsdException w:name="List Table 5 Dark Accent 1" w:uiPriority="50"/>
-    <w:lsdException w:name="List Table 6 Colorful Accent 1" w:uiPriority="51"/>
-    <w:lsdException w:name="List Table 7 Colorful Accent 1" w:uiPriority="52"/>
-    <w:lsdException w:name="List Table 1 Light Accent 2" w:uiPriority="46"/>
-    <w:lsdException w:name="List Table 2 Accent 2" w:uiPriority="47"/>
-    <w:lsdException w:name="List Table 3 Accent 2" w:uiPriority="48"/>
-    <w:lsdException w:name="List Table 4 Accent 2" w:uiPriority="49"/>
-    <w:lsdException w:name="List Table 5 Dark Accent 2" w:uiPriority="50"/>
-    <w:lsdException w:name="List Table 6 Colorful Accent 2" w:uiPriority="51"/>
-    <w:lsdException w:name="List Table 7 Colorful Accent 2" w:uiPriority="52"/>
-    <w:lsdException w:name="List Table 1 Light Accent 3" w:uiPriority="46"/>
-    <w:lsdException w:name="List Table 2 Accent 3" w:uiPriority="47"/>
-    <w:lsdException w:name="List Table 3 Accent 3" w:uiPriority="48"/>
-    <w:lsdException w:name="List Table 4 Accent 3" w:uiPriority="49"/>
-    <w:lsdException w:name="List Table 5 Dark Accent 3" w:uiPriority="50"/>
-    <w:lsdException w:name="List Table 6 Colorful Accent 3" w:uiPriority="51"/>
-    <w:lsdException w:name="List Table 7 Colorful Accent 3" w:uiPriority="52"/>
-    <w:lsdException w:name="List Table 1 Light Accent 4" w:uiPriority="46"/>
-    <w:lsdException w:name="List Table 2 Accent 4" w:uiPriority="47"/>
-    <w:lsdException w:name="List Table 3 Accent 4" w:uiPriority="48"/>
-    <w:lsdException w:name="List Table 4 Accent 4" w:uiPriority="49"/>
-    <w:lsdException w:name="List Table 5 Dark Accent 4" w:uiPriority="50"/>
-    <w:lsdException w:name="List Table 6 Colorful Accent 4" w:uiPriority="51"/>
-    <w:lsdException w:name="List Table 7 Colorful Accent 4" w:uiPriority="52"/>
-    <w:lsdException w:name="List Table 1 Light Accent 5" w:uiPriority="46"/>
-    <w:lsdException w:name="List Table 2 Accent 5" w:uiPriority="47"/>
-    <w:lsdException w:name="List Table 3 Accent 5" w:uiPriority="48"/>
-    <w:lsdException w:name="List Table 4 Accent 5" w:uiPriority="49"/>
-    <w:lsdException w:name="List Table 5 Dark Accent 5" w:uiPriority="50"/>
-    <w:lsdException w:name="List Table 6 Colorful Accent 5" w:uiPriority="51"/>
-    <w:lsdException w:name="List Table 7 Colorful Accent 5" w:uiPriority="52"/>
-    <w:lsdException w:name="List Table 1 Light Accent 6" w:uiPriority="46"/>
-    <w:lsdException w:name="List Table 2 Accent 6" w:uiPriority="47"/>
-    <w:lsdException w:name="List Table 3 Accent 6" w:uiPriority="48"/>
-    <w:lsdException w:name="List Table 4 Accent 6" w:uiPriority="49"/>
-    <w:lsdException w:name="List Table 5 Dark Accent 6" w:uiPriority="50"/>
-    <w:lsdException w:name="List Table 6 Colorful Accent 6" w:uiPriority="51"/>
-    <w:lsdException w:name="List Table 7 Colorful Accent 6" w:uiPriority="52"/>
-    <w:lsdException w:name="Mention" w:semiHidden="1" w:unhideWhenUsed="1"/>
-    <w:lsdException w:name="Smart Hyperlink" w:semiHidden="1" w:unhideWhenUsed="1"/>
-    <w:lsdException w:name="Hashtag" w:semiHidden="1" w:unhideWhenUsed="1"/>
-    <w:lsdException w:name="Unresolved Mention" w:semiHidden="1" w:unhideWhenUsed="1"/>
-    <w:lsdException w:name="Smart Link" w:semiHidden="1" w:unhideWhenUsed="1"/>
-  </w:latentStyles>
-  <w:style w:type="paragraph" w:default="1" w:styleId="Normal">
+  <w:style w:type="table" w:styleId="TableNormal" w:default="1">
+    <w:name w:val="Normal Table"/>
+    <w:tblPr>
+      <w:tblCellMar>
+        <w:top w:w="100.0" w:type="dxa"/>
+        <w:left w:w="100.0" w:type="dxa"/>
+        <w:bottom w:w="100.0" w:type="dxa"/>
+        <w:right w:w="100.0" w:type="dxa"/>
+      </w:tblCellMar>
+    </w:tblPr>
+  </w:style>
+  <w:style w:type="paragraph" w:styleId="Normal" w:default="1">
     <w:name w:val="Normal"/>
-    <w:qFormat/>
   </w:style>
   <w:style w:type="paragraph" w:styleId="Heading1">
     <w:name w:val="heading 1"/>
     <w:basedOn w:val="Normal"/>
     <w:next w:val="Normal"/>
-    <w:uiPriority w:val="9"/>
-    <w:qFormat/>
     <w:pPr>
-      <w:keepNext/>
-      <w:keepLines/>
-      <w:spacing w:before="480" w:after="0"/>
-      <w:outlineLvl w:val="0"/>
+      <w:keepNext w:val="1"/>
+      <w:keepLines w:val="1"/>
+      <w:spacing w:before="480" w:after="0" w:lineRule="auto"/>
     </w:pPr>
     <w:rPr>
-      <w:rFonts w:ascii="Calibri" w:eastAsia="Calibri" w:hAnsi="Calibri" w:cs="Calibri"/>
-      <w:b/>
-      <w:bCs/>
+      <w:rFonts w:ascii="Calibri" w:hAnsi="Calibri" w:eastAsia="Calibri" w:cs="Calibri"/>
+      <w:b w:val="1"/>
+      <w:bCs w:val="1"/>
       <w:color w:val="366091"/>
       <w:sz w:val="28"/>
       <w:szCs w:val="28"/>
@@ -3379,20 +2860,16 @@
     <w:name w:val="heading 2"/>
     <w:basedOn w:val="Normal"/>
     <w:next w:val="Normal"/>
-    <w:uiPriority w:val="9"/>
-    <w:unhideWhenUsed/>
-    <w:qFormat/>
     <w:pPr>
-      <w:keepNext/>
-      <w:keepLines/>
-      <w:spacing w:before="200" w:after="0"/>
-      <w:outlineLvl w:val="1"/>
+      <w:keepNext w:val="1"/>
+      <w:keepLines w:val="1"/>
+      <w:spacing w:before="200" w:after="0" w:lineRule="auto"/>
     </w:pPr>
     <w:rPr>
-      <w:rFonts w:ascii="Calibri" w:eastAsia="Calibri" w:hAnsi="Calibri" w:cs="Calibri"/>
-      <w:b/>
-      <w:bCs/>
-      <w:color w:val="4F81BD"/>
+      <w:rFonts w:ascii="Calibri" w:hAnsi="Calibri" w:eastAsia="Calibri" w:cs="Calibri"/>
+      <w:b w:val="1"/>
+      <w:bCs w:val="1"/>
+      <w:color w:val="4f81bd"/>
       <w:sz w:val="26"/>
       <w:szCs w:val="26"/>
     </w:rPr>
@@ -3401,155 +2878,118 @@
     <w:name w:val="heading 3"/>
     <w:basedOn w:val="Normal"/>
     <w:next w:val="Normal"/>
-    <w:uiPriority w:val="9"/>
-    <w:semiHidden/>
-    <w:unhideWhenUsed/>
-    <w:qFormat/>
     <w:pPr>
-      <w:keepNext/>
-      <w:keepLines/>
-      <w:spacing w:before="200" w:after="0"/>
-      <w:outlineLvl w:val="2"/>
+      <w:keepNext w:val="1"/>
+      <w:keepLines w:val="1"/>
+      <w:spacing w:before="200" w:after="0" w:lineRule="auto"/>
     </w:pPr>
     <w:rPr>
-      <w:rFonts w:ascii="Calibri" w:eastAsia="Calibri" w:hAnsi="Calibri" w:cs="Calibri"/>
-      <w:b/>
-      <w:bCs/>
-      <w:color w:val="4F81BD"/>
+      <w:rFonts w:ascii="Calibri" w:hAnsi="Calibri" w:eastAsia="Calibri" w:cs="Calibri"/>
+      <w:b w:val="1"/>
+      <w:bCs w:val="1"/>
+      <w:color w:val="4f81bd"/>
     </w:rPr>
   </w:style>
   <w:style w:type="paragraph" w:styleId="Heading4">
     <w:name w:val="heading 4"/>
     <w:basedOn w:val="Normal"/>
     <w:next w:val="Normal"/>
-    <w:uiPriority w:val="9"/>
-    <w:semiHidden/>
-    <w:unhideWhenUsed/>
-    <w:qFormat/>
     <w:pPr>
-      <w:keepNext/>
-      <w:keepLines/>
-      <w:spacing w:before="200" w:after="0"/>
-      <w:outlineLvl w:val="3"/>
+      <w:keepNext w:val="1"/>
+      <w:keepLines w:val="1"/>
+      <w:spacing w:before="200" w:after="0" w:lineRule="auto"/>
     </w:pPr>
     <w:rPr>
-      <w:rFonts w:ascii="Calibri" w:eastAsia="Calibri" w:hAnsi="Calibri" w:cs="Calibri"/>
-      <w:b/>
-      <w:bCs/>
-      <w:i/>
-      <w:iCs/>
-      <w:color w:val="4F81BD"/>
+      <w:rFonts w:ascii="Calibri" w:hAnsi="Calibri" w:eastAsia="Calibri" w:cs="Calibri"/>
+      <w:b w:val="1"/>
+      <w:bCs w:val="1"/>
+      <w:i w:val="1"/>
+      <w:iCs w:val="1"/>
+      <w:color w:val="4f81bd"/>
     </w:rPr>
   </w:style>
   <w:style w:type="paragraph" w:styleId="Heading5">
     <w:name w:val="heading 5"/>
     <w:basedOn w:val="Normal"/>
     <w:next w:val="Normal"/>
-    <w:uiPriority w:val="9"/>
-    <w:semiHidden/>
-    <w:unhideWhenUsed/>
-    <w:qFormat/>
     <w:pPr>
-      <w:keepNext/>
-      <w:keepLines/>
-      <w:spacing w:before="200" w:after="0"/>
-      <w:outlineLvl w:val="4"/>
+      <w:keepNext w:val="1"/>
+      <w:keepLines w:val="1"/>
+      <w:spacing w:before="200" w:after="0" w:lineRule="auto"/>
     </w:pPr>
     <w:rPr>
-      <w:rFonts w:ascii="Calibri" w:eastAsia="Calibri" w:hAnsi="Calibri" w:cs="Calibri"/>
-      <w:color w:val="243F61"/>
+      <w:rFonts w:ascii="Calibri" w:hAnsi="Calibri" w:eastAsia="Calibri" w:cs="Calibri"/>
+      <w:color w:val="243f61"/>
     </w:rPr>
   </w:style>
   <w:style w:type="paragraph" w:styleId="Heading6">
     <w:name w:val="heading 6"/>
     <w:basedOn w:val="Normal"/>
     <w:next w:val="Normal"/>
-    <w:uiPriority w:val="9"/>
-    <w:semiHidden/>
-    <w:unhideWhenUsed/>
-    <w:qFormat/>
     <w:pPr>
-      <w:keepNext/>
-      <w:keepLines/>
-      <w:spacing w:before="200" w:after="0"/>
-      <w:outlineLvl w:val="5"/>
+      <w:keepNext w:val="1"/>
+      <w:keepLines w:val="1"/>
+      <w:spacing w:before="200" w:after="0" w:lineRule="auto"/>
     </w:pPr>
     <w:rPr>
-      <w:rFonts w:ascii="Calibri" w:eastAsia="Calibri" w:hAnsi="Calibri" w:cs="Calibri"/>
-      <w:i/>
-      <w:iCs/>
-      <w:color w:val="243F61"/>
+      <w:rFonts w:ascii="Calibri" w:hAnsi="Calibri" w:eastAsia="Calibri" w:cs="Calibri"/>
+      <w:i w:val="1"/>
+      <w:iCs w:val="1"/>
+      <w:color w:val="243f61"/>
     </w:rPr>
-  </w:style>
-  <w:style w:type="character" w:default="1" w:styleId="DefaultParagraphFont">
-    <w:name w:val="Default Paragraph Font"/>
-    <w:uiPriority w:val="1"/>
-    <w:semiHidden/>
-    <w:unhideWhenUsed/>
-  </w:style>
-  <w:style w:type="table" w:default="1" w:styleId="TableNormal">
-    <w:name w:val="Normal Table"/>
-    <w:uiPriority w:val="99"/>
-    <w:semiHidden/>
-    <w:unhideWhenUsed/>
-    <w:tblPr>
-      <w:tblInd w:w="0" w:type="dxa"/>
-      <w:tblCellMar>
-        <w:top w:w="0" w:type="dxa"/>
-        <w:left w:w="108" w:type="dxa"/>
-        <w:bottom w:w="0" w:type="dxa"/>
-        <w:right w:w="108" w:type="dxa"/>
-      </w:tblCellMar>
-    </w:tblPr>
-  </w:style>
-  <w:style w:type="numbering" w:default="1" w:styleId="NoList">
-    <w:name w:val="No List"/>
-    <w:uiPriority w:val="99"/>
-    <w:semiHidden/>
-    <w:unhideWhenUsed/>
   </w:style>
   <w:style w:type="paragraph" w:styleId="Title">
     <w:name w:val="Title"/>
     <w:basedOn w:val="Normal"/>
     <w:next w:val="Normal"/>
-    <w:uiPriority w:val="10"/>
-    <w:qFormat/>
     <w:pPr>
       <w:pBdr>
-        <w:bottom w:val="single" w:sz="8" w:space="4" w:color="4F81BD"/>
+        <w:bottom w:val="single" w:color="4f81bd" w:sz="8" w:space="4"/>
       </w:pBdr>
       <w:spacing w:after="300" w:line="240" w:lineRule="auto"/>
     </w:pPr>
     <w:rPr>
-      <w:rFonts w:ascii="Calibri" w:eastAsia="Calibri" w:hAnsi="Calibri" w:cs="Calibri"/>
-      <w:color w:val="17365D"/>
+      <w:rFonts w:ascii="Calibri" w:hAnsi="Calibri" w:eastAsia="Calibri" w:cs="Calibri"/>
+      <w:color w:val="17365d"/>
       <w:sz w:val="52"/>
       <w:szCs w:val="52"/>
     </w:rPr>
   </w:style>
-  <w:style w:type="table" w:customStyle="1" w:styleId="NormalTable0">
+  <w:style w:type="character" w:styleId="DefaultParagraphFont" w:default="1">
+    <w:name w:val="Default Paragraph Font"/>
+    <w:uiPriority w:val="1"/>
+    <w:semiHidden w:val="1"/>
+    <w:unhideWhenUsed w:val="1"/>
+  </w:style>
+  <w:style w:type="table" w:styleId="TableNormal" w:default="1">
     <w:name w:val="Normal Table0"/>
     <w:uiPriority w:val="99"/>
-    <w:semiHidden/>
-    <w:unhideWhenUsed/>
+    <w:semiHidden w:val="1"/>
+    <w:unhideWhenUsed w:val="1"/>
     <w:tblPr>
-      <w:tblInd w:w="0" w:type="dxa"/>
+      <w:tblInd w:w="0.0" w:type="dxa"/>
       <w:tblCellMar>
-        <w:top w:w="0" w:type="dxa"/>
-        <w:left w:w="108" w:type="dxa"/>
-        <w:bottom w:w="0" w:type="dxa"/>
-        <w:right w:w="108" w:type="dxa"/>
+        <w:top w:w="0.0" w:type="dxa"/>
+        <w:left w:w="108.0" w:type="dxa"/>
+        <w:bottom w:w="0.0" w:type="dxa"/>
+        <w:right w:w="108.0" w:type="dxa"/>
       </w:tblCellMar>
     </w:tblPr>
   </w:style>
-  <w:style w:type="table" w:customStyle="1" w:styleId="TableNormal0">
+  <w:style w:type="numbering" w:styleId="NoList" w:default="1">
+    <w:name w:val="No List"/>
+    <w:uiPriority w:val="99"/>
+    <w:semiHidden w:val="1"/>
+    <w:unhideWhenUsed w:val="1"/>
+  </w:style>
+  <w:style w:type="table" w:styleId="TableNormal0" w:customStyle="1">
     <w:name w:val="TableNormal"/>
     <w:tblPr>
       <w:tblCellMar>
-        <w:top w:w="100" w:type="dxa"/>
-        <w:left w:w="100" w:type="dxa"/>
-        <w:bottom w:w="100" w:type="dxa"/>
-        <w:right w:w="100" w:type="dxa"/>
+        <w:top w:w="100.0" w:type="dxa"/>
+        <w:left w:w="100.0" w:type="dxa"/>
+        <w:bottom w:w="100.0" w:type="dxa"/>
+        <w:right w:w="100.0" w:type="dxa"/>
       </w:tblCellMar>
     </w:tblPr>
   </w:style>
@@ -3557,13 +2997,12 @@
     <w:name w:val="Subtitle"/>
     <w:basedOn w:val="Normal"/>
     <w:next w:val="Normal"/>
-    <w:uiPriority w:val="11"/>
-    <w:qFormat/>
+    <w:pPr/>
     <w:rPr>
-      <w:rFonts w:ascii="Calibri" w:eastAsia="Calibri" w:hAnsi="Calibri" w:cs="Calibri"/>
-      <w:i/>
-      <w:iCs/>
-      <w:color w:val="4F81BD"/>
+      <w:rFonts w:ascii="Calibri" w:hAnsi="Calibri" w:eastAsia="Calibri" w:cs="Calibri"/>
+      <w:i w:val="1"/>
+      <w:iCs w:val="1"/>
+      <w:color w:val="4f81bd"/>
       <w:sz w:val="24"/>
       <w:szCs w:val="24"/>
     </w:rPr>
@@ -3891,28 +3330,13 @@
 </a:theme>
 </file>
 
-<file path=customXml/item1.xml><?xml version="1.0" encoding="utf-8"?>
+<file path=customXML/item1.xml><?xml version="1.0" encoding="utf-8"?>
 <go:gDocsCustomXmlDataStorage xmlns:go="http://customooxmlschemas.google.com/" xmlns:r="http://schemas.openxmlformats.org/officeDocument/2006/relationships" uri="GoogleDocsCustomDataVersion2">
   <go:docsCustomData xmlns:go="http://customooxmlschemas.google.com/" roundtripDataSignature="AMtx7milaIVVcsJUyD9tItcFPQtPwDExtg==">CgMxLjA4AHIhMVF0bV9pcWh3LTBGYk91TDVjeHoxa3RSQS1ucFp1TTNC</go:docsCustomData>
 </go:gDocsCustomXmlDataStorage>
 </file>
 
-<file path=customXml/item2.xml><?xml version="1.0" encoding="utf-8"?>
-<p:properties xmlns:p="http://schemas.microsoft.com/office/2006/metadata/properties" xmlns:xsi="http://www.w3.org/2001/XMLSchema-instance" xmlns:pc="http://schemas.microsoft.com/office/infopath/2007/PartnerControls">
-  <documentManagement/>
-</p:properties>
-</file>
-
-<file path=customXml/item3.xml><?xml version="1.0" encoding="utf-8"?>
-<?mso-contentType ?>
-<FormTemplates xmlns="http://schemas.microsoft.com/sharepoint/v3/contenttype/forms">
-  <Display>DocumentLibraryForm</Display>
-  <Edit>DocumentLibraryForm</Edit>
-  <New>DocumentLibraryForm</New>
-</FormTemplates>
-</file>
-
-<file path=customXml/item4.xml><?xml version="1.0" encoding="utf-8"?>
+<file path=customXML/item2.xml><?xml version="1.0" encoding="utf-8"?>
 <ct:contentTypeSchema xmlns:ct="http://schemas.microsoft.com/office/2006/metadata/contentType" xmlns:ma="http://schemas.microsoft.com/office/2006/metadata/properties/metaAttributes" ct:_="" ma:_="" ma:contentTypeName="Document" ma:contentTypeID="0x010100BFE14127171A624CB64D6FD45CF1553E" ma:contentTypeVersion="3" ma:contentTypeDescription="Create a new document." ma:contentTypeScope="" ma:versionID="70db5be04e18bd88187b116bf1f8cd5d">
   <xsd:schema xmlns:xsd="http://www.w3.org/2001/XMLSchema" xmlns:xs="http://www.w3.org/2001/XMLSchema" xmlns:p="http://schemas.microsoft.com/office/2006/metadata/properties" xmlns:ns2="603bae63-f7a0-4eb1-877c-666e9c60f78d" targetNamespace="http://schemas.microsoft.com/office/2006/metadata/properties" ma:root="true" ma:fieldsID="afe6f3614d89f9987eff90e5ef962278" ns2:_="">
     <xsd:import namespace="603bae63-f7a0-4eb1-877c-666e9c60f78d"/>
@@ -4050,46 +3474,38 @@
 </ct:contentTypeSchema>
 </file>
 
-<file path=customXml/itemProps1.xml><?xml version="1.0" encoding="utf-8"?>
+<file path=customXML/item3.xml><?xml version="1.0" encoding="utf-8"?>
+<?mso-contentType ?>
+<FormTemplates xmlns="http://schemas.microsoft.com/sharepoint/v3/contenttype/forms">
+  <Display>DocumentLibraryForm</Display>
+  <Edit>DocumentLibraryForm</Edit>
+  <New>DocumentLibraryForm</New>
+</FormTemplates>
+</file>
+
+<file path=customXML/item4.xml><?xml version="1.0" encoding="utf-8"?>
+<p:properties xmlns:p="http://schemas.microsoft.com/office/2006/metadata/properties" xmlns:xsi="http://www.w3.org/2001/XMLSchema-instance" xmlns:pc="http://schemas.microsoft.com/office/infopath/2007/PartnerControls">
+  <documentManagement/>
+</p:properties>
+</file>
+
+<file path=customXML/itemProps1.xml><?xml version="1.0" encoding="utf-8"?>
 <ds:datastoreItem xmlns:ds="http://schemas.openxmlformats.org/officeDocument/2006/customXml" ds:itemID="{11111111-1234-1234-1234-123412341234}">
   <ds:schemaRefs>
+    <ds:schemaRef ds:uri="http://schemas.openxmlformats.org/officeDocument/2006/relationships"/>
     <ds:schemaRef ds:uri="http://customooxmlschemas.google.com/"/>
-    <ds:schemaRef ds:uri="http://schemas.openxmlformats.org/officeDocument/2006/relationships"/>
   </ds:schemaRefs>
 </ds:datastoreItem>
 </file>
 
-<file path=customXml/itemProps2.xml><?xml version="1.0" encoding="utf-8"?>
-<ds:datastoreItem xmlns:ds="http://schemas.openxmlformats.org/officeDocument/2006/customXml" ds:itemID="{D6EE91ED-795F-4B62-8565-9EDA050F1413}">
-  <ds:schemaRefs>
-    <ds:schemaRef ds:uri="http://schemas.microsoft.com/office/2006/metadata/properties"/>
-    <ds:schemaRef ds:uri="http://schemas.microsoft.com/office/infopath/2007/PartnerControls"/>
-  </ds:schemaRefs>
-</ds:datastoreItem>
+<file path=customXML/itemProps2.xml><?xml version="1.0" encoding="utf-8"?>
+<ds:datastoreItem xmlns:ds="http://schemas.openxmlformats.org/officeDocument/2006/customXml" ds:itemID="{3E6294EC-51E2-484E-B717-F3B4E390A3B4}"/>
 </file>
 
-<file path=customXml/itemProps3.xml><?xml version="1.0" encoding="utf-8"?>
-<ds:datastoreItem xmlns:ds="http://schemas.openxmlformats.org/officeDocument/2006/customXml" ds:itemID="{BAC8B11A-D9AB-42ED-ABD0-AB614AD7E838}">
-  <ds:schemaRefs>
-    <ds:schemaRef ds:uri="http://schemas.microsoft.com/sharepoint/v3/contenttype/forms"/>
-  </ds:schemaRefs>
-</ds:datastoreItem>
+<file path=customXML/itemProps3.xml><?xml version="1.0" encoding="utf-8"?>
+<ds:datastoreItem xmlns:ds="http://schemas.openxmlformats.org/officeDocument/2006/customXml" ds:itemID="{BAC8B11A-D9AB-42ED-ABD0-AB614AD7E838}"/>
 </file>
 
-<file path=customXml/itemProps4.xml><?xml version="1.0" encoding="utf-8"?>
-<ds:datastoreItem xmlns:ds="http://schemas.openxmlformats.org/officeDocument/2006/customXml" ds:itemID="{3E6294EC-51E2-484E-B717-F3B4E390A3B4}">
-  <ds:schemaRefs>
-    <ds:schemaRef ds:uri="http://schemas.microsoft.com/office/2006/metadata/contentType"/>
-    <ds:schemaRef ds:uri="http://schemas.microsoft.com/office/2006/metadata/properties/metaAttributes"/>
-    <ds:schemaRef ds:uri="http://www.w3.org/2001/XMLSchema"/>
-    <ds:schemaRef ds:uri="http://schemas.microsoft.com/office/2006/metadata/properties"/>
-    <ds:schemaRef ds:uri="603bae63-f7a0-4eb1-877c-666e9c60f78d"/>
-    <ds:schemaRef ds:uri="http://schemas.microsoft.com/office/2006/documentManagement/types"/>
-    <ds:schemaRef ds:uri="http://schemas.microsoft.com/office/infopath/2007/PartnerControls"/>
-    <ds:schemaRef ds:uri="http://schemas.openxmlformats.org/package/2006/metadata/core-properties"/>
-    <ds:schemaRef ds:uri="http://purl.org/dc/elements/1.1/"/>
-    <ds:schemaRef ds:uri="http://purl.org/dc/terms/"/>
-    <ds:schemaRef ds:uri="http://schemas.microsoft.com/internal/obd"/>
-  </ds:schemaRefs>
-</ds:datastoreItem>
+<file path=customXML/itemProps4.xml><?xml version="1.0" encoding="utf-8"?>
+<ds:datastoreItem xmlns:ds="http://schemas.openxmlformats.org/officeDocument/2006/customXml" ds:itemID="{D6EE91ED-795F-4B62-8565-9EDA050F1413}"/>
 </file>